--- a/docs/qms/evidence-2026/QMS_Word/records__releases__2026-10-06_v1.4.1.docx
+++ b/docs/qms/evidence-2026/QMS_Word/records__releases__2026-10-06_v1.4.1.docx
@@ -61,20 +61,20 @@
     </w:p>
     <w:tbl>
       <w:tblPr>
-        <w:tblW w:w="11339" w:type="dxa"/>
+        <w:tblW w:w="5000" w:type="pct"/>
         <w:jc w:val="left"/>
-        <w:tblInd w:w="0" w:type="dxa"/>
+        <w:tblInd w:w="-7" w:type="dxa"/>
         <w:tblLayout w:type="fixed"/>
         <w:tblCellMar>
-          <w:top w:w="28" w:type="dxa"/>
-          <w:left w:w="28" w:type="dxa"/>
-          <w:bottom w:w="28" w:type="dxa"/>
-          <w:right w:w="28" w:type="dxa"/>
+          <w:top w:w="60" w:type="dxa"/>
+          <w:left w:w="60" w:type="dxa"/>
+          <w:bottom w:w="60" w:type="dxa"/>
+          <w:right w:w="60" w:type="dxa"/>
         </w:tblCellMar>
       </w:tblPr>
       <w:tblGrid>
-        <w:gridCol w:w="3704"/>
-        <w:gridCol w:w="7635"/>
+        <w:gridCol w:w="3719"/>
+        <w:gridCol w:w="7620"/>
       </w:tblGrid>
       <w:tr>
         <w:trPr>
@@ -82,44 +82,60 @@
         </w:trPr>
         <w:tc>
           <w:tcPr>
-            <w:tcW w:w="3704" w:type="dxa"/>
-            <w:tcBorders/>
+            <w:tcW w:w="3719" w:type="dxa"/>
+            <w:tcBorders>
+              <w:top w:val="single" w:sz="6" w:space="0" w:color="BFC7D5"/>
+              <w:left w:val="single" w:sz="6" w:space="0" w:color="BFC7D5"/>
+              <w:bottom w:val="single" w:sz="2" w:space="0" w:color="BFC7D5"/>
+              <w:right w:val="single" w:sz="6" w:space="0" w:color="BFC7D5"/>
+            </w:tcBorders>
+            <w:shd w:fill="1F3A5F" w:val="clear"/>
             <w:vAlign w:val="center"/>
           </w:tcPr>
           <w:p>
             <w:pPr>
               <w:pStyle w:val="TableHeading"/>
-              <w:suppressLineNumbers/>
-              <w:shd w:fill="1F3A5F" w:val="clear"/>
-              <w:bidi w:val="0"/>
-              <w:spacing w:before="0" w:after="283"/>
-              <w:jc w:val="center"/>
-              <w:rPr/>
-            </w:pPr>
-            <w:r>
-              <w:rPr/>
+              <w:bidi w:val="0"/>
+              <w:spacing w:before="0" w:after="283"/>
+              <w:jc w:val="left"/>
+              <w:rPr>
+                <w:color w:val="FFFFFF"/>
+              </w:rPr>
+            </w:pPr>
+            <w:r>
+              <w:rPr>
+                <w:color w:val="FFFFFF"/>
+              </w:rPr>
               <w:t>Field</w:t>
             </w:r>
           </w:p>
         </w:tc>
         <w:tc>
           <w:tcPr>
-            <w:tcW w:w="7635" w:type="dxa"/>
-            <w:tcBorders/>
+            <w:tcW w:w="7620" w:type="dxa"/>
+            <w:tcBorders>
+              <w:top w:val="single" w:sz="6" w:space="0" w:color="BFC7D5"/>
+              <w:left w:val="single" w:sz="2" w:space="0" w:color="BFC7D5"/>
+              <w:bottom w:val="single" w:sz="2" w:space="0" w:color="BFC7D5"/>
+              <w:right w:val="single" w:sz="6" w:space="0" w:color="BFC7D5"/>
+            </w:tcBorders>
+            <w:shd w:fill="1F3A5F" w:val="clear"/>
             <w:vAlign w:val="center"/>
           </w:tcPr>
           <w:p>
             <w:pPr>
               <w:pStyle w:val="TableHeading"/>
-              <w:suppressLineNumbers/>
-              <w:shd w:fill="1F3A5F" w:val="clear"/>
-              <w:bidi w:val="0"/>
-              <w:spacing w:before="0" w:after="283"/>
-              <w:jc w:val="center"/>
-              <w:rPr/>
-            </w:pPr>
-            <w:r>
-              <w:rPr/>
+              <w:bidi w:val="0"/>
+              <w:spacing w:before="0" w:after="283"/>
+              <w:jc w:val="left"/>
+              <w:rPr>
+                <w:color w:val="FFFFFF"/>
+              </w:rPr>
+            </w:pPr>
+            <w:r>
+              <w:rPr>
+                <w:color w:val="FFFFFF"/>
+              </w:rPr>
               <w:t>Entry</w:t>
             </w:r>
           </w:p>
@@ -129,8 +145,12 @@
         <w:trPr/>
         <w:tc>
           <w:tcPr>
-            <w:tcW w:w="3704" w:type="dxa"/>
-            <w:tcBorders/>
+            <w:tcW w:w="3719" w:type="dxa"/>
+            <w:tcBorders>
+              <w:left w:val="single" w:sz="6" w:space="0" w:color="BFC7D5"/>
+              <w:bottom w:val="single" w:sz="2" w:space="0" w:color="BFC7D5"/>
+              <w:right w:val="single" w:sz="6" w:space="0" w:color="BFC7D5"/>
+            </w:tcBorders>
             <w:vAlign w:val="center"/>
           </w:tcPr>
           <w:p>
@@ -149,8 +169,12 @@
         </w:tc>
         <w:tc>
           <w:tcPr>
-            <w:tcW w:w="7635" w:type="dxa"/>
-            <w:tcBorders/>
+            <w:tcW w:w="7620" w:type="dxa"/>
+            <w:tcBorders>
+              <w:left w:val="single" w:sz="2" w:space="0" w:color="BFC7D5"/>
+              <w:bottom w:val="single" w:sz="2" w:space="0" w:color="BFC7D5"/>
+              <w:right w:val="single" w:sz="6" w:space="0" w:color="BFC7D5"/>
+            </w:tcBorders>
             <w:vAlign w:val="center"/>
           </w:tcPr>
           <w:p>
@@ -174,8 +198,12 @@
         <w:trPr/>
         <w:tc>
           <w:tcPr>
-            <w:tcW w:w="3704" w:type="dxa"/>
-            <w:tcBorders/>
+            <w:tcW w:w="3719" w:type="dxa"/>
+            <w:tcBorders>
+              <w:left w:val="single" w:sz="6" w:space="0" w:color="BFC7D5"/>
+              <w:bottom w:val="single" w:sz="2" w:space="0" w:color="BFC7D5"/>
+              <w:right w:val="single" w:sz="6" w:space="0" w:color="BFC7D5"/>
+            </w:tcBorders>
             <w:vAlign w:val="center"/>
           </w:tcPr>
           <w:p>
@@ -194,8 +222,12 @@
         </w:tc>
         <w:tc>
           <w:tcPr>
-            <w:tcW w:w="7635" w:type="dxa"/>
-            <w:tcBorders/>
+            <w:tcW w:w="7620" w:type="dxa"/>
+            <w:tcBorders>
+              <w:left w:val="single" w:sz="2" w:space="0" w:color="BFC7D5"/>
+              <w:bottom w:val="single" w:sz="2" w:space="0" w:color="BFC7D5"/>
+              <w:right w:val="single" w:sz="6" w:space="0" w:color="BFC7D5"/>
+            </w:tcBorders>
             <w:vAlign w:val="center"/>
           </w:tcPr>
           <w:p>
@@ -217,8 +249,12 @@
         <w:trPr/>
         <w:tc>
           <w:tcPr>
-            <w:tcW w:w="3704" w:type="dxa"/>
-            <w:tcBorders/>
+            <w:tcW w:w="3719" w:type="dxa"/>
+            <w:tcBorders>
+              <w:left w:val="single" w:sz="6" w:space="0" w:color="BFC7D5"/>
+              <w:bottom w:val="single" w:sz="2" w:space="0" w:color="BFC7D5"/>
+              <w:right w:val="single" w:sz="6" w:space="0" w:color="BFC7D5"/>
+            </w:tcBorders>
             <w:vAlign w:val="center"/>
           </w:tcPr>
           <w:p>
@@ -237,8 +273,12 @@
         </w:tc>
         <w:tc>
           <w:tcPr>
-            <w:tcW w:w="7635" w:type="dxa"/>
-            <w:tcBorders/>
+            <w:tcW w:w="7620" w:type="dxa"/>
+            <w:tcBorders>
+              <w:left w:val="single" w:sz="2" w:space="0" w:color="BFC7D5"/>
+              <w:bottom w:val="single" w:sz="2" w:space="0" w:color="BFC7D5"/>
+              <w:right w:val="single" w:sz="6" w:space="0" w:color="BFC7D5"/>
+            </w:tcBorders>
             <w:vAlign w:val="center"/>
           </w:tcPr>
           <w:p>
@@ -262,8 +302,12 @@
         <w:trPr/>
         <w:tc>
           <w:tcPr>
-            <w:tcW w:w="3704" w:type="dxa"/>
-            <w:tcBorders/>
+            <w:tcW w:w="3719" w:type="dxa"/>
+            <w:tcBorders>
+              <w:left w:val="single" w:sz="6" w:space="0" w:color="BFC7D5"/>
+              <w:bottom w:val="single" w:sz="2" w:space="0" w:color="BFC7D5"/>
+              <w:right w:val="single" w:sz="6" w:space="0" w:color="BFC7D5"/>
+            </w:tcBorders>
             <w:vAlign w:val="center"/>
           </w:tcPr>
           <w:p>
@@ -292,8 +336,12 @@
         </w:tc>
         <w:tc>
           <w:tcPr>
-            <w:tcW w:w="7635" w:type="dxa"/>
-            <w:tcBorders/>
+            <w:tcW w:w="7620" w:type="dxa"/>
+            <w:tcBorders>
+              <w:left w:val="single" w:sz="2" w:space="0" w:color="BFC7D5"/>
+              <w:bottom w:val="single" w:sz="2" w:space="0" w:color="BFC7D5"/>
+              <w:right w:val="single" w:sz="6" w:space="0" w:color="BFC7D5"/>
+            </w:tcBorders>
             <w:vAlign w:val="center"/>
           </w:tcPr>
           <w:p>
@@ -337,8 +385,12 @@
         <w:trPr/>
         <w:tc>
           <w:tcPr>
-            <w:tcW w:w="3704" w:type="dxa"/>
-            <w:tcBorders/>
+            <w:tcW w:w="3719" w:type="dxa"/>
+            <w:tcBorders>
+              <w:left w:val="single" w:sz="6" w:space="0" w:color="BFC7D5"/>
+              <w:bottom w:val="single" w:sz="2" w:space="0" w:color="BFC7D5"/>
+              <w:right w:val="single" w:sz="6" w:space="0" w:color="BFC7D5"/>
+            </w:tcBorders>
             <w:vAlign w:val="center"/>
           </w:tcPr>
           <w:p>
@@ -357,27 +409,25 @@
         </w:tc>
         <w:tc>
           <w:tcPr>
-            <w:tcW w:w="7635" w:type="dxa"/>
-            <w:tcBorders/>
-            <w:vAlign w:val="center"/>
-          </w:tcPr>
-          <w:p>
-            <w:pPr>
-              <w:pStyle w:val="TableContents"/>
-              <w:bidi w:val="0"/>
-              <w:spacing w:before="0" w:after="283"/>
-              <w:jc w:val="left"/>
-              <w:rPr/>
-            </w:pPr>
-            <w:r>
-              <w:rPr>
-                <w:rStyle w:val="SourceText"/>
-              </w:rPr>
-              <w:t>________________</w:t>
-            </w:r>
-            <w:r>
-              <w:rPr/>
-              <w:t xml:space="preserve"> (drafted 2026-10-06)</w:t>
+            <w:tcW w:w="7620" w:type="dxa"/>
+            <w:tcBorders>
+              <w:left w:val="single" w:sz="2" w:space="0" w:color="BFC7D5"/>
+              <w:bottom w:val="single" w:sz="2" w:space="0" w:color="BFC7D5"/>
+              <w:right w:val="single" w:sz="6" w:space="0" w:color="BFC7D5"/>
+            </w:tcBorders>
+            <w:vAlign w:val="center"/>
+          </w:tcPr>
+          <w:p>
+            <w:pPr>
+              <w:pStyle w:val="TableContents"/>
+              <w:bidi w:val="0"/>
+              <w:spacing w:before="0" w:after="283"/>
+              <w:jc w:val="left"/>
+              <w:rPr/>
+            </w:pPr>
+            <w:r>
+              <w:rPr/>
+              <w:t>Richard Watson Stephen Amudha (Lead Engineer) (drafted 2026-10-06)</w:t>
             </w:r>
           </w:p>
         </w:tc>
@@ -386,8 +436,12 @@
         <w:trPr/>
         <w:tc>
           <w:tcPr>
-            <w:tcW w:w="3704" w:type="dxa"/>
-            <w:tcBorders/>
+            <w:tcW w:w="3719" w:type="dxa"/>
+            <w:tcBorders>
+              <w:left w:val="single" w:sz="6" w:space="0" w:color="BFC7D5"/>
+              <w:bottom w:val="single" w:sz="6" w:space="0" w:color="BFC7D5"/>
+              <w:right w:val="single" w:sz="6" w:space="0" w:color="BFC7D5"/>
+            </w:tcBorders>
             <w:vAlign w:val="center"/>
           </w:tcPr>
           <w:p>
@@ -406,8 +460,12 @@
         </w:tc>
         <w:tc>
           <w:tcPr>
-            <w:tcW w:w="7635" w:type="dxa"/>
-            <w:tcBorders/>
+            <w:tcW w:w="7620" w:type="dxa"/>
+            <w:tcBorders>
+              <w:left w:val="single" w:sz="2" w:space="0" w:color="BFC7D5"/>
+              <w:bottom w:val="single" w:sz="6" w:space="0" w:color="BFC7D5"/>
+              <w:right w:val="single" w:sz="6" w:space="0" w:color="BFC7D5"/>
+            </w:tcBorders>
             <w:vAlign w:val="center"/>
           </w:tcPr>
           <w:p>
@@ -440,21 +498,21 @@
     </w:p>
     <w:tbl>
       <w:tblPr>
-        <w:tblW w:w="11339" w:type="dxa"/>
+        <w:tblW w:w="5000" w:type="pct"/>
         <w:jc w:val="left"/>
-        <w:tblInd w:w="0" w:type="dxa"/>
+        <w:tblInd w:w="-7" w:type="dxa"/>
         <w:tblLayout w:type="fixed"/>
         <w:tblCellMar>
-          <w:top w:w="28" w:type="dxa"/>
-          <w:left w:w="28" w:type="dxa"/>
-          <w:bottom w:w="28" w:type="dxa"/>
-          <w:right w:w="28" w:type="dxa"/>
+          <w:top w:w="60" w:type="dxa"/>
+          <w:left w:w="60" w:type="dxa"/>
+          <w:bottom w:w="60" w:type="dxa"/>
+          <w:right w:w="60" w:type="dxa"/>
         </w:tblCellMar>
       </w:tblPr>
       <w:tblGrid>
-        <w:gridCol w:w="1360"/>
-        <w:gridCol w:w="8537"/>
-        <w:gridCol w:w="1442"/>
+        <w:gridCol w:w="1390"/>
+        <w:gridCol w:w="8501"/>
+        <w:gridCol w:w="1448"/>
       </w:tblGrid>
       <w:tr>
         <w:trPr>
@@ -462,66 +520,90 @@
         </w:trPr>
         <w:tc>
           <w:tcPr>
-            <w:tcW w:w="1360" w:type="dxa"/>
-            <w:tcBorders/>
+            <w:tcW w:w="1390" w:type="dxa"/>
+            <w:tcBorders>
+              <w:top w:val="single" w:sz="6" w:space="0" w:color="BFC7D5"/>
+              <w:left w:val="single" w:sz="6" w:space="0" w:color="BFC7D5"/>
+              <w:bottom w:val="single" w:sz="2" w:space="0" w:color="BFC7D5"/>
+              <w:right w:val="single" w:sz="6" w:space="0" w:color="BFC7D5"/>
+            </w:tcBorders>
+            <w:shd w:fill="1F3A5F" w:val="clear"/>
             <w:vAlign w:val="center"/>
           </w:tcPr>
           <w:p>
             <w:pPr>
               <w:pStyle w:val="TableHeading"/>
-              <w:suppressLineNumbers/>
-              <w:shd w:fill="1F3A5F" w:val="clear"/>
-              <w:bidi w:val="0"/>
-              <w:spacing w:before="0" w:after="283"/>
-              <w:jc w:val="center"/>
-              <w:rPr/>
-            </w:pPr>
-            <w:r>
-              <w:rPr/>
+              <w:bidi w:val="0"/>
+              <w:spacing w:before="0" w:after="283"/>
+              <w:jc w:val="left"/>
+              <w:rPr>
+                <w:color w:val="FFFFFF"/>
+              </w:rPr>
+            </w:pPr>
+            <w:r>
+              <w:rPr>
+                <w:color w:val="FFFFFF"/>
+              </w:rPr>
               <w:t>Component</w:t>
             </w:r>
           </w:p>
         </w:tc>
         <w:tc>
           <w:tcPr>
-            <w:tcW w:w="8537" w:type="dxa"/>
-            <w:tcBorders/>
+            <w:tcW w:w="8501" w:type="dxa"/>
+            <w:tcBorders>
+              <w:top w:val="single" w:sz="6" w:space="0" w:color="BFC7D5"/>
+              <w:left w:val="single" w:sz="2" w:space="0" w:color="BFC7D5"/>
+              <w:bottom w:val="single" w:sz="2" w:space="0" w:color="BFC7D5"/>
+              <w:right w:val="single" w:sz="6" w:space="0" w:color="BFC7D5"/>
+            </w:tcBorders>
+            <w:shd w:fill="1F3A5F" w:val="clear"/>
             <w:vAlign w:val="center"/>
           </w:tcPr>
           <w:p>
             <w:pPr>
               <w:pStyle w:val="TableHeading"/>
-              <w:suppressLineNumbers/>
-              <w:shd w:fill="1F3A5F" w:val="clear"/>
-              <w:bidi w:val="0"/>
-              <w:spacing w:before="0" w:after="283"/>
-              <w:jc w:val="center"/>
-              <w:rPr/>
-            </w:pPr>
-            <w:r>
-              <w:rPr/>
+              <w:bidi w:val="0"/>
+              <w:spacing w:before="0" w:after="283"/>
+              <w:jc w:val="left"/>
+              <w:rPr>
+                <w:color w:val="FFFFFF"/>
+              </w:rPr>
+            </w:pPr>
+            <w:r>
+              <w:rPr>
+                <w:color w:val="FFFFFF"/>
+              </w:rPr>
               <w:t>Image / artefact</w:t>
             </w:r>
           </w:p>
         </w:tc>
         <w:tc>
           <w:tcPr>
-            <w:tcW w:w="1442" w:type="dxa"/>
-            <w:tcBorders/>
+            <w:tcW w:w="1448" w:type="dxa"/>
+            <w:tcBorders>
+              <w:top w:val="single" w:sz="6" w:space="0" w:color="BFC7D5"/>
+              <w:left w:val="single" w:sz="2" w:space="0" w:color="BFC7D5"/>
+              <w:bottom w:val="single" w:sz="2" w:space="0" w:color="BFC7D5"/>
+              <w:right w:val="single" w:sz="6" w:space="0" w:color="BFC7D5"/>
+            </w:tcBorders>
+            <w:shd w:fill="1F3A5F" w:val="clear"/>
             <w:vAlign w:val="center"/>
           </w:tcPr>
           <w:p>
             <w:pPr>
               <w:pStyle w:val="TableHeading"/>
-              <w:suppressLineNumbers/>
-              <w:shd w:fill="1F3A5F" w:val="clear"/>
-              <w:bidi w:val="0"/>
-              <w:spacing w:before="0" w:after="283"/>
-              <w:jc w:val="center"/>
-              <w:rPr/>
-            </w:pPr>
-            <w:r>
-              <w:rPr/>
+              <w:bidi w:val="0"/>
+              <w:spacing w:before="0" w:after="283"/>
+              <w:jc w:val="left"/>
+              <w:rPr>
+                <w:color w:val="FFFFFF"/>
+              </w:rPr>
+            </w:pPr>
+            <w:r>
+              <w:rPr>
+                <w:color w:val="FFFFFF"/>
+              </w:rPr>
               <w:t>Tag or digest</w:t>
             </w:r>
           </w:p>
@@ -531,8 +613,12 @@
         <w:trPr/>
         <w:tc>
           <w:tcPr>
-            <w:tcW w:w="1360" w:type="dxa"/>
-            <w:tcBorders/>
+            <w:tcW w:w="1390" w:type="dxa"/>
+            <w:tcBorders>
+              <w:left w:val="single" w:sz="6" w:space="0" w:color="BFC7D5"/>
+              <w:bottom w:val="single" w:sz="2" w:space="0" w:color="BFC7D5"/>
+              <w:right w:val="single" w:sz="6" w:space="0" w:color="BFC7D5"/>
+            </w:tcBorders>
             <w:vAlign w:val="center"/>
           </w:tcPr>
           <w:p>
@@ -551,8 +637,12 @@
         </w:tc>
         <w:tc>
           <w:tcPr>
-            <w:tcW w:w="8537" w:type="dxa"/>
-            <w:tcBorders/>
+            <w:tcW w:w="8501" w:type="dxa"/>
+            <w:tcBorders>
+              <w:left w:val="single" w:sz="2" w:space="0" w:color="BFC7D5"/>
+              <w:bottom w:val="single" w:sz="2" w:space="0" w:color="BFC7D5"/>
+              <w:right w:val="single" w:sz="6" w:space="0" w:color="BFC7D5"/>
+            </w:tcBorders>
             <w:vAlign w:val="center"/>
           </w:tcPr>
           <w:p>
@@ -607,8 +697,12 @@
         </w:tc>
         <w:tc>
           <w:tcPr>
-            <w:tcW w:w="1442" w:type="dxa"/>
-            <w:tcBorders/>
+            <w:tcW w:w="1448" w:type="dxa"/>
+            <w:tcBorders>
+              <w:left w:val="single" w:sz="2" w:space="0" w:color="BFC7D5"/>
+              <w:bottom w:val="single" w:sz="2" w:space="0" w:color="BFC7D5"/>
+              <w:right w:val="single" w:sz="6" w:space="0" w:color="BFC7D5"/>
+            </w:tcBorders>
             <w:vAlign w:val="center"/>
           </w:tcPr>
           <w:p>
@@ -632,8 +726,12 @@
         <w:trPr/>
         <w:tc>
           <w:tcPr>
-            <w:tcW w:w="1360" w:type="dxa"/>
-            <w:tcBorders/>
+            <w:tcW w:w="1390" w:type="dxa"/>
+            <w:tcBorders>
+              <w:left w:val="single" w:sz="6" w:space="0" w:color="BFC7D5"/>
+              <w:bottom w:val="single" w:sz="2" w:space="0" w:color="BFC7D5"/>
+              <w:right w:val="single" w:sz="6" w:space="0" w:color="BFC7D5"/>
+            </w:tcBorders>
             <w:vAlign w:val="center"/>
           </w:tcPr>
           <w:p>
@@ -652,8 +750,12 @@
         </w:tc>
         <w:tc>
           <w:tcPr>
-            <w:tcW w:w="8537" w:type="dxa"/>
-            <w:tcBorders/>
+            <w:tcW w:w="8501" w:type="dxa"/>
+            <w:tcBorders>
+              <w:left w:val="single" w:sz="2" w:space="0" w:color="BFC7D5"/>
+              <w:bottom w:val="single" w:sz="2" w:space="0" w:color="BFC7D5"/>
+              <w:right w:val="single" w:sz="6" w:space="0" w:color="BFC7D5"/>
+            </w:tcBorders>
             <w:vAlign w:val="center"/>
           </w:tcPr>
           <w:p>
@@ -698,8 +800,12 @@
         </w:tc>
         <w:tc>
           <w:tcPr>
-            <w:tcW w:w="1442" w:type="dxa"/>
-            <w:tcBorders/>
+            <w:tcW w:w="1448" w:type="dxa"/>
+            <w:tcBorders>
+              <w:left w:val="single" w:sz="2" w:space="0" w:color="BFC7D5"/>
+              <w:bottom w:val="single" w:sz="2" w:space="0" w:color="BFC7D5"/>
+              <w:right w:val="single" w:sz="6" w:space="0" w:color="BFC7D5"/>
+            </w:tcBorders>
             <w:vAlign w:val="center"/>
           </w:tcPr>
           <w:p>
@@ -723,8 +829,12 @@
         <w:trPr/>
         <w:tc>
           <w:tcPr>
-            <w:tcW w:w="1360" w:type="dxa"/>
-            <w:tcBorders/>
+            <w:tcW w:w="1390" w:type="dxa"/>
+            <w:tcBorders>
+              <w:left w:val="single" w:sz="6" w:space="0" w:color="BFC7D5"/>
+              <w:bottom w:val="single" w:sz="2" w:space="0" w:color="BFC7D5"/>
+              <w:right w:val="single" w:sz="6" w:space="0" w:color="BFC7D5"/>
+            </w:tcBorders>
             <w:vAlign w:val="center"/>
           </w:tcPr>
           <w:p>
@@ -743,8 +853,12 @@
         </w:tc>
         <w:tc>
           <w:tcPr>
-            <w:tcW w:w="8537" w:type="dxa"/>
-            <w:tcBorders/>
+            <w:tcW w:w="8501" w:type="dxa"/>
+            <w:tcBorders>
+              <w:left w:val="single" w:sz="2" w:space="0" w:color="BFC7D5"/>
+              <w:bottom w:val="single" w:sz="2" w:space="0" w:color="BFC7D5"/>
+              <w:right w:val="single" w:sz="6" w:space="0" w:color="BFC7D5"/>
+            </w:tcBorders>
             <w:vAlign w:val="center"/>
           </w:tcPr>
           <w:p>
@@ -789,8 +903,12 @@
         </w:tc>
         <w:tc>
           <w:tcPr>
-            <w:tcW w:w="1442" w:type="dxa"/>
-            <w:tcBorders/>
+            <w:tcW w:w="1448" w:type="dxa"/>
+            <w:tcBorders>
+              <w:left w:val="single" w:sz="2" w:space="0" w:color="BFC7D5"/>
+              <w:bottom w:val="single" w:sz="2" w:space="0" w:color="BFC7D5"/>
+              <w:right w:val="single" w:sz="6" w:space="0" w:color="BFC7D5"/>
+            </w:tcBorders>
             <w:vAlign w:val="center"/>
           </w:tcPr>
           <w:p>
@@ -814,8 +932,12 @@
         <w:trPr/>
         <w:tc>
           <w:tcPr>
-            <w:tcW w:w="1360" w:type="dxa"/>
-            <w:tcBorders/>
+            <w:tcW w:w="1390" w:type="dxa"/>
+            <w:tcBorders>
+              <w:left w:val="single" w:sz="6" w:space="0" w:color="BFC7D5"/>
+              <w:bottom w:val="single" w:sz="2" w:space="0" w:color="BFC7D5"/>
+              <w:right w:val="single" w:sz="6" w:space="0" w:color="BFC7D5"/>
+            </w:tcBorders>
             <w:vAlign w:val="center"/>
           </w:tcPr>
           <w:p>
@@ -834,8 +956,12 @@
         </w:tc>
         <w:tc>
           <w:tcPr>
-            <w:tcW w:w="8537" w:type="dxa"/>
-            <w:tcBorders/>
+            <w:tcW w:w="8501" w:type="dxa"/>
+            <w:tcBorders>
+              <w:left w:val="single" w:sz="2" w:space="0" w:color="BFC7D5"/>
+              <w:bottom w:val="single" w:sz="2" w:space="0" w:color="BFC7D5"/>
+              <w:right w:val="single" w:sz="6" w:space="0" w:color="BFC7D5"/>
+            </w:tcBorders>
             <w:vAlign w:val="center"/>
           </w:tcPr>
           <w:p>
@@ -860,8 +986,12 @@
         </w:tc>
         <w:tc>
           <w:tcPr>
-            <w:tcW w:w="1442" w:type="dxa"/>
-            <w:tcBorders/>
+            <w:tcW w:w="1448" w:type="dxa"/>
+            <w:tcBorders>
+              <w:left w:val="single" w:sz="2" w:space="0" w:color="BFC7D5"/>
+              <w:bottom w:val="single" w:sz="2" w:space="0" w:color="BFC7D5"/>
+              <w:right w:val="single" w:sz="6" w:space="0" w:color="BFC7D5"/>
+            </w:tcBorders>
             <w:vAlign w:val="center"/>
           </w:tcPr>
           <w:p>
@@ -883,8 +1013,12 @@
         <w:trPr/>
         <w:tc>
           <w:tcPr>
-            <w:tcW w:w="1360" w:type="dxa"/>
-            <w:tcBorders/>
+            <w:tcW w:w="1390" w:type="dxa"/>
+            <w:tcBorders>
+              <w:left w:val="single" w:sz="6" w:space="0" w:color="BFC7D5"/>
+              <w:bottom w:val="single" w:sz="6" w:space="0" w:color="BFC7D5"/>
+              <w:right w:val="single" w:sz="6" w:space="0" w:color="BFC7D5"/>
+            </w:tcBorders>
             <w:vAlign w:val="center"/>
           </w:tcPr>
           <w:p>
@@ -903,8 +1037,12 @@
         </w:tc>
         <w:tc>
           <w:tcPr>
-            <w:tcW w:w="8537" w:type="dxa"/>
-            <w:tcBorders/>
+            <w:tcW w:w="8501" w:type="dxa"/>
+            <w:tcBorders>
+              <w:left w:val="single" w:sz="2" w:space="0" w:color="BFC7D5"/>
+              <w:bottom w:val="single" w:sz="6" w:space="0" w:color="BFC7D5"/>
+              <w:right w:val="single" w:sz="6" w:space="0" w:color="BFC7D5"/>
+            </w:tcBorders>
             <w:vAlign w:val="center"/>
           </w:tcPr>
           <w:p>
@@ -939,8 +1077,12 @@
         </w:tc>
         <w:tc>
           <w:tcPr>
-            <w:tcW w:w="1442" w:type="dxa"/>
-            <w:tcBorders/>
+            <w:tcW w:w="1448" w:type="dxa"/>
+            <w:tcBorders>
+              <w:left w:val="single" w:sz="2" w:space="0" w:color="BFC7D5"/>
+              <w:bottom w:val="single" w:sz="6" w:space="0" w:color="BFC7D5"/>
+              <w:right w:val="single" w:sz="6" w:space="0" w:color="BFC7D5"/>
+            </w:tcBorders>
             <w:vAlign w:val="center"/>
           </w:tcPr>
           <w:p>
@@ -961,22 +1103,22 @@
     </w:tbl>
     <w:tbl>
       <w:tblPr>
-        <w:tblW w:w="11104" w:type="dxa"/>
+        <w:tblW w:w="5000" w:type="pct"/>
         <w:jc w:val="left"/>
-        <w:tblInd w:w="0" w:type="dxa"/>
+        <w:tblInd w:w="-7" w:type="dxa"/>
         <w:tblLayout w:type="fixed"/>
         <w:tblCellMar>
-          <w:top w:w="28" w:type="dxa"/>
-          <w:left w:w="28" w:type="dxa"/>
-          <w:bottom w:w="28" w:type="dxa"/>
-          <w:right w:w="28" w:type="dxa"/>
+          <w:top w:w="60" w:type="dxa"/>
+          <w:left w:w="60" w:type="dxa"/>
+          <w:bottom w:w="60" w:type="dxa"/>
+          <w:right w:w="60" w:type="dxa"/>
         </w:tblCellMar>
       </w:tblPr>
       <w:tblGrid>
-        <w:gridCol w:w="1021"/>
-        <w:gridCol w:w="6151"/>
-        <w:gridCol w:w="1591"/>
-        <w:gridCol w:w="2341"/>
+        <w:gridCol w:w="1066"/>
+        <w:gridCol w:w="6256"/>
+        <w:gridCol w:w="1644"/>
+        <w:gridCol w:w="2372"/>
       </w:tblGrid>
       <w:tr>
         <w:trPr>
@@ -984,98 +1126,131 @@
         </w:trPr>
         <w:tc>
           <w:tcPr>
-            <w:tcW w:w="1021" w:type="dxa"/>
-            <w:tcBorders/>
+            <w:tcW w:w="1066" w:type="dxa"/>
+            <w:tcBorders>
+              <w:top w:val="single" w:sz="6" w:space="0" w:color="BFC7D5"/>
+              <w:left w:val="single" w:sz="6" w:space="0" w:color="BFC7D5"/>
+              <w:bottom w:val="single" w:sz="2" w:space="0" w:color="BFC7D5"/>
+              <w:right w:val="single" w:sz="6" w:space="0" w:color="BFC7D5"/>
+            </w:tcBorders>
+            <w:shd w:fill="1F3A5F" w:val="clear"/>
             <w:vAlign w:val="center"/>
           </w:tcPr>
           <w:p>
             <w:pPr>
               <w:pStyle w:val="TableHeading"/>
-              <w:suppressLineNumbers/>
-              <w:shd w:fill="1F3A5F" w:val="clear"/>
-              <w:bidi w:val="0"/>
-              <w:spacing w:before="0" w:after="283"/>
-              <w:jc w:val="center"/>
-              <w:rPr/>
-            </w:pPr>
-            <w:r>
-              <w:rPr/>
+              <w:bidi w:val="0"/>
+              <w:spacing w:before="0" w:after="283"/>
+              <w:jc w:val="left"/>
+              <w:rPr>
+                <w:color w:val="FFFFFF"/>
+              </w:rPr>
+            </w:pPr>
+            <w:r>
+              <w:rPr>
+                <w:color w:val="FFFFFF"/>
+              </w:rPr>
               <w:t>Model</w:t>
             </w:r>
           </w:p>
         </w:tc>
         <w:tc>
           <w:tcPr>
-            <w:tcW w:w="6151" w:type="dxa"/>
-            <w:tcBorders/>
+            <w:tcW w:w="6256" w:type="dxa"/>
+            <w:tcBorders>
+              <w:top w:val="single" w:sz="6" w:space="0" w:color="BFC7D5"/>
+              <w:left w:val="single" w:sz="2" w:space="0" w:color="BFC7D5"/>
+              <w:bottom w:val="single" w:sz="2" w:space="0" w:color="BFC7D5"/>
+              <w:right w:val="single" w:sz="6" w:space="0" w:color="BFC7D5"/>
+            </w:tcBorders>
+            <w:shd w:fill="1F3A5F" w:val="clear"/>
             <w:vAlign w:val="center"/>
           </w:tcPr>
           <w:p>
             <w:pPr>
               <w:pStyle w:val="TableHeading"/>
-              <w:suppressLineNumbers/>
-              <w:shd w:fill="1F3A5F" w:val="clear"/>
-              <w:bidi w:val="0"/>
-              <w:spacing w:before="0" w:after="283"/>
-              <w:jc w:val="center"/>
-              <w:rPr/>
-            </w:pPr>
-            <w:r>
-              <w:rPr/>
+              <w:bidi w:val="0"/>
+              <w:spacing w:before="0" w:after="283"/>
+              <w:jc w:val="left"/>
+              <w:rPr>
+                <w:color w:val="FFFFFF"/>
+              </w:rPr>
+            </w:pPr>
+            <w:r>
+              <w:rPr>
+                <w:color w:val="FFFFFF"/>
+              </w:rPr>
               <w:t>Identifier</w:t>
             </w:r>
           </w:p>
         </w:tc>
         <w:tc>
           <w:tcPr>
-            <w:tcW w:w="1591" w:type="dxa"/>
-            <w:tcBorders/>
+            <w:tcW w:w="1644" w:type="dxa"/>
+            <w:tcBorders>
+              <w:top w:val="single" w:sz="6" w:space="0" w:color="BFC7D5"/>
+              <w:left w:val="single" w:sz="2" w:space="0" w:color="BFC7D5"/>
+              <w:bottom w:val="single" w:sz="2" w:space="0" w:color="BFC7D5"/>
+              <w:right w:val="single" w:sz="6" w:space="0" w:color="BFC7D5"/>
+            </w:tcBorders>
+            <w:shd w:fill="1F3A5F" w:val="clear"/>
             <w:vAlign w:val="center"/>
           </w:tcPr>
           <w:p>
             <w:pPr>
               <w:pStyle w:val="TableHeading"/>
-              <w:suppressLineNumbers/>
-              <w:shd w:fill="1F3A5F" w:val="clear"/>
-              <w:bidi w:val="0"/>
-              <w:spacing w:before="0" w:after="283"/>
-              <w:jc w:val="center"/>
-              <w:rPr/>
-            </w:pPr>
-            <w:r>
-              <w:rPr/>
+              <w:bidi w:val="0"/>
+              <w:spacing w:before="0" w:after="283"/>
+              <w:jc w:val="left"/>
+              <w:rPr>
+                <w:color w:val="FFFFFF"/>
+              </w:rPr>
+            </w:pPr>
+            <w:r>
+              <w:rPr>
+                <w:color w:val="FFFFFF"/>
+              </w:rPr>
               <w:t>Version / revision</w:t>
             </w:r>
           </w:p>
         </w:tc>
         <w:tc>
           <w:tcPr>
-            <w:tcW w:w="2341" w:type="dxa"/>
-            <w:tcBorders/>
+            <w:tcW w:w="2372" w:type="dxa"/>
+            <w:tcBorders>
+              <w:top w:val="single" w:sz="6" w:space="0" w:color="BFC7D5"/>
+              <w:left w:val="single" w:sz="2" w:space="0" w:color="BFC7D5"/>
+              <w:bottom w:val="single" w:sz="2" w:space="0" w:color="BFC7D5"/>
+              <w:right w:val="single" w:sz="6" w:space="0" w:color="BFC7D5"/>
+            </w:tcBorders>
+            <w:shd w:fill="1F3A5F" w:val="clear"/>
             <w:vAlign w:val="center"/>
           </w:tcPr>
           <w:p>
             <w:pPr>
               <w:pStyle w:val="TableHeading"/>
-              <w:suppressLineNumbers/>
-              <w:shd w:fill="1F3A5F" w:val="clear"/>
-              <w:bidi w:val="0"/>
-              <w:spacing w:before="0" w:after="283"/>
-              <w:jc w:val="center"/>
-              <w:rPr/>
-            </w:pPr>
-            <w:r>
-              <w:rPr/>
+              <w:bidi w:val="0"/>
+              <w:spacing w:before="0" w:after="283"/>
+              <w:jc w:val="left"/>
+              <w:rPr/>
+            </w:pPr>
+            <w:r>
+              <w:rPr>
+                <w:color w:val="FFFFFF"/>
+              </w:rPr>
               <w:t>Licence checked (</w:t>
             </w:r>
             <w:r>
               <w:rPr>
                 <w:rStyle w:val="SourceText"/>
+                <w:color w:val="FFFFFF"/>
               </w:rPr>
               <w:t>FRM-04</w:t>
             </w:r>
             <w:r>
-              <w:rPr/>
+              <w:rPr>
+                <w:color w:val="FFFFFF"/>
+              </w:rPr>
               <w:t>)</w:t>
             </w:r>
           </w:p>
@@ -1085,8 +1260,12 @@
         <w:trPr/>
         <w:tc>
           <w:tcPr>
-            <w:tcW w:w="1021" w:type="dxa"/>
-            <w:tcBorders/>
+            <w:tcW w:w="1066" w:type="dxa"/>
+            <w:tcBorders>
+              <w:left w:val="single" w:sz="6" w:space="0" w:color="BFC7D5"/>
+              <w:bottom w:val="single" w:sz="2" w:space="0" w:color="BFC7D5"/>
+              <w:right w:val="single" w:sz="6" w:space="0" w:color="BFC7D5"/>
+            </w:tcBorders>
             <w:vAlign w:val="center"/>
           </w:tcPr>
           <w:p>
@@ -1105,8 +1284,12 @@
         </w:tc>
         <w:tc>
           <w:tcPr>
-            <w:tcW w:w="6151" w:type="dxa"/>
-            <w:tcBorders/>
+            <w:tcW w:w="6256" w:type="dxa"/>
+            <w:tcBorders>
+              <w:left w:val="single" w:sz="2" w:space="0" w:color="BFC7D5"/>
+              <w:bottom w:val="single" w:sz="2" w:space="0" w:color="BFC7D5"/>
+              <w:right w:val="single" w:sz="6" w:space="0" w:color="BFC7D5"/>
+            </w:tcBorders>
             <w:vAlign w:val="center"/>
           </w:tcPr>
           <w:p>
@@ -1131,8 +1314,12 @@
         </w:tc>
         <w:tc>
           <w:tcPr>
-            <w:tcW w:w="1591" w:type="dxa"/>
-            <w:tcBorders/>
+            <w:tcW w:w="1644" w:type="dxa"/>
+            <w:tcBorders>
+              <w:left w:val="single" w:sz="2" w:space="0" w:color="BFC7D5"/>
+              <w:bottom w:val="single" w:sz="2" w:space="0" w:color="BFC7D5"/>
+              <w:right w:val="single" w:sz="6" w:space="0" w:color="BFC7D5"/>
+            </w:tcBorders>
             <w:vAlign w:val="center"/>
           </w:tcPr>
           <w:p>
@@ -1151,8 +1338,12 @@
         </w:tc>
         <w:tc>
           <w:tcPr>
-            <w:tcW w:w="2341" w:type="dxa"/>
-            <w:tcBorders/>
+            <w:tcW w:w="2372" w:type="dxa"/>
+            <w:tcBorders>
+              <w:left w:val="single" w:sz="2" w:space="0" w:color="BFC7D5"/>
+              <w:bottom w:val="single" w:sz="2" w:space="0" w:color="BFC7D5"/>
+              <w:right w:val="single" w:sz="6" w:space="0" w:color="BFC7D5"/>
+            </w:tcBorders>
             <w:vAlign w:val="center"/>
           </w:tcPr>
           <w:p>
@@ -1178,8 +1369,12 @@
         <w:trPr/>
         <w:tc>
           <w:tcPr>
-            <w:tcW w:w="1021" w:type="dxa"/>
-            <w:tcBorders/>
+            <w:tcW w:w="1066" w:type="dxa"/>
+            <w:tcBorders>
+              <w:left w:val="single" w:sz="6" w:space="0" w:color="BFC7D5"/>
+              <w:bottom w:val="single" w:sz="2" w:space="0" w:color="BFC7D5"/>
+              <w:right w:val="single" w:sz="6" w:space="0" w:color="BFC7D5"/>
+            </w:tcBorders>
             <w:vAlign w:val="center"/>
           </w:tcPr>
           <w:p>
@@ -1198,8 +1393,12 @@
         </w:tc>
         <w:tc>
           <w:tcPr>
-            <w:tcW w:w="6151" w:type="dxa"/>
-            <w:tcBorders/>
+            <w:tcW w:w="6256" w:type="dxa"/>
+            <w:tcBorders>
+              <w:left w:val="single" w:sz="2" w:space="0" w:color="BFC7D5"/>
+              <w:bottom w:val="single" w:sz="2" w:space="0" w:color="BFC7D5"/>
+              <w:right w:val="single" w:sz="6" w:space="0" w:color="BFC7D5"/>
+            </w:tcBorders>
             <w:vAlign w:val="center"/>
           </w:tcPr>
           <w:p>
@@ -1224,8 +1423,12 @@
         </w:tc>
         <w:tc>
           <w:tcPr>
-            <w:tcW w:w="1591" w:type="dxa"/>
-            <w:tcBorders/>
+            <w:tcW w:w="1644" w:type="dxa"/>
+            <w:tcBorders>
+              <w:left w:val="single" w:sz="2" w:space="0" w:color="BFC7D5"/>
+              <w:bottom w:val="single" w:sz="2" w:space="0" w:color="BFC7D5"/>
+              <w:right w:val="single" w:sz="6" w:space="0" w:color="BFC7D5"/>
+            </w:tcBorders>
             <w:vAlign w:val="center"/>
           </w:tcPr>
           <w:p>
@@ -1244,8 +1447,12 @@
         </w:tc>
         <w:tc>
           <w:tcPr>
-            <w:tcW w:w="2341" w:type="dxa"/>
-            <w:tcBorders/>
+            <w:tcW w:w="2372" w:type="dxa"/>
+            <w:tcBorders>
+              <w:left w:val="single" w:sz="2" w:space="0" w:color="BFC7D5"/>
+              <w:bottom w:val="single" w:sz="2" w:space="0" w:color="BFC7D5"/>
+              <w:right w:val="single" w:sz="6" w:space="0" w:color="BFC7D5"/>
+            </w:tcBorders>
             <w:vAlign w:val="center"/>
           </w:tcPr>
           <w:p>
@@ -1271,8 +1478,12 @@
         <w:trPr/>
         <w:tc>
           <w:tcPr>
-            <w:tcW w:w="1021" w:type="dxa"/>
-            <w:tcBorders/>
+            <w:tcW w:w="1066" w:type="dxa"/>
+            <w:tcBorders>
+              <w:left w:val="single" w:sz="6" w:space="0" w:color="BFC7D5"/>
+              <w:bottom w:val="single" w:sz="2" w:space="0" w:color="BFC7D5"/>
+              <w:right w:val="single" w:sz="6" w:space="0" w:color="BFC7D5"/>
+            </w:tcBorders>
             <w:vAlign w:val="center"/>
           </w:tcPr>
           <w:p>
@@ -1291,8 +1502,12 @@
         </w:tc>
         <w:tc>
           <w:tcPr>
-            <w:tcW w:w="6151" w:type="dxa"/>
-            <w:tcBorders/>
+            <w:tcW w:w="6256" w:type="dxa"/>
+            <w:tcBorders>
+              <w:left w:val="single" w:sz="2" w:space="0" w:color="BFC7D5"/>
+              <w:bottom w:val="single" w:sz="2" w:space="0" w:color="BFC7D5"/>
+              <w:right w:val="single" w:sz="6" w:space="0" w:color="BFC7D5"/>
+            </w:tcBorders>
             <w:vAlign w:val="center"/>
           </w:tcPr>
           <w:p>
@@ -1311,8 +1526,12 @@
         </w:tc>
         <w:tc>
           <w:tcPr>
-            <w:tcW w:w="1591" w:type="dxa"/>
-            <w:tcBorders/>
+            <w:tcW w:w="1644" w:type="dxa"/>
+            <w:tcBorders>
+              <w:left w:val="single" w:sz="2" w:space="0" w:color="BFC7D5"/>
+              <w:bottom w:val="single" w:sz="2" w:space="0" w:color="BFC7D5"/>
+              <w:right w:val="single" w:sz="6" w:space="0" w:color="BFC7D5"/>
+            </w:tcBorders>
             <w:vAlign w:val="center"/>
           </w:tcPr>
           <w:p>
@@ -1331,8 +1550,12 @@
         </w:tc>
         <w:tc>
           <w:tcPr>
-            <w:tcW w:w="2341" w:type="dxa"/>
-            <w:tcBorders/>
+            <w:tcW w:w="2372" w:type="dxa"/>
+            <w:tcBorders>
+              <w:left w:val="single" w:sz="2" w:space="0" w:color="BFC7D5"/>
+              <w:bottom w:val="single" w:sz="2" w:space="0" w:color="BFC7D5"/>
+              <w:right w:val="single" w:sz="6" w:space="0" w:color="BFC7D5"/>
+            </w:tcBorders>
             <w:vAlign w:val="center"/>
           </w:tcPr>
           <w:p>
@@ -1358,8 +1581,12 @@
         <w:trPr/>
         <w:tc>
           <w:tcPr>
-            <w:tcW w:w="1021" w:type="dxa"/>
-            <w:tcBorders/>
+            <w:tcW w:w="1066" w:type="dxa"/>
+            <w:tcBorders>
+              <w:left w:val="single" w:sz="6" w:space="0" w:color="BFC7D5"/>
+              <w:bottom w:val="single" w:sz="6" w:space="0" w:color="BFC7D5"/>
+              <w:right w:val="single" w:sz="6" w:space="0" w:color="BFC7D5"/>
+            </w:tcBorders>
             <w:vAlign w:val="center"/>
           </w:tcPr>
           <w:p>
@@ -1378,8 +1605,12 @@
         </w:tc>
         <w:tc>
           <w:tcPr>
-            <w:tcW w:w="6151" w:type="dxa"/>
-            <w:tcBorders/>
+            <w:tcW w:w="6256" w:type="dxa"/>
+            <w:tcBorders>
+              <w:left w:val="single" w:sz="2" w:space="0" w:color="BFC7D5"/>
+              <w:bottom w:val="single" w:sz="6" w:space="0" w:color="BFC7D5"/>
+              <w:right w:val="single" w:sz="6" w:space="0" w:color="BFC7D5"/>
+            </w:tcBorders>
             <w:vAlign w:val="center"/>
           </w:tcPr>
           <w:p>
@@ -1408,8 +1639,12 @@
         </w:tc>
         <w:tc>
           <w:tcPr>
-            <w:tcW w:w="1591" w:type="dxa"/>
-            <w:tcBorders/>
+            <w:tcW w:w="1644" w:type="dxa"/>
+            <w:tcBorders>
+              <w:left w:val="single" w:sz="2" w:space="0" w:color="BFC7D5"/>
+              <w:bottom w:val="single" w:sz="6" w:space="0" w:color="BFC7D5"/>
+              <w:right w:val="single" w:sz="6" w:space="0" w:color="BFC7D5"/>
+            </w:tcBorders>
             <w:vAlign w:val="center"/>
           </w:tcPr>
           <w:p>
@@ -1428,8 +1663,12 @@
         </w:tc>
         <w:tc>
           <w:tcPr>
-            <w:tcW w:w="2341" w:type="dxa"/>
-            <w:tcBorders/>
+            <w:tcW w:w="2372" w:type="dxa"/>
+            <w:tcBorders>
+              <w:left w:val="single" w:sz="2" w:space="0" w:color="BFC7D5"/>
+              <w:bottom w:val="single" w:sz="6" w:space="0" w:color="BFC7D5"/>
+              <w:right w:val="single" w:sz="6" w:space="0" w:color="BFC7D5"/>
+            </w:tcBorders>
             <w:vAlign w:val="center"/>
           </w:tcPr>
           <w:p>
@@ -1466,21 +1705,21 @@
     </w:p>
     <w:tbl>
       <w:tblPr>
-        <w:tblW w:w="11339" w:type="dxa"/>
+        <w:tblW w:w="5000" w:type="pct"/>
         <w:jc w:val="left"/>
-        <w:tblInd w:w="0" w:type="dxa"/>
+        <w:tblInd w:w="-7" w:type="dxa"/>
         <w:tblLayout w:type="fixed"/>
         <w:tblCellMar>
-          <w:top w:w="28" w:type="dxa"/>
-          <w:left w:w="28" w:type="dxa"/>
-          <w:bottom w:w="28" w:type="dxa"/>
-          <w:right w:w="28" w:type="dxa"/>
+          <w:top w:w="60" w:type="dxa"/>
+          <w:left w:w="60" w:type="dxa"/>
+          <w:bottom w:w="60" w:type="dxa"/>
+          <w:right w:w="60" w:type="dxa"/>
         </w:tblCellMar>
       </w:tblPr>
       <w:tblGrid>
-        <w:gridCol w:w="2226"/>
-        <w:gridCol w:w="7660"/>
-        <w:gridCol w:w="1453"/>
+        <w:gridCol w:w="2247"/>
+        <w:gridCol w:w="7634"/>
+        <w:gridCol w:w="1458"/>
       </w:tblGrid>
       <w:tr>
         <w:trPr>
@@ -1488,76 +1727,101 @@
         </w:trPr>
         <w:tc>
           <w:tcPr>
-            <w:tcW w:w="2226" w:type="dxa"/>
-            <w:tcBorders/>
+            <w:tcW w:w="2247" w:type="dxa"/>
+            <w:tcBorders>
+              <w:top w:val="single" w:sz="6" w:space="0" w:color="BFC7D5"/>
+              <w:left w:val="single" w:sz="6" w:space="0" w:color="BFC7D5"/>
+              <w:bottom w:val="single" w:sz="2" w:space="0" w:color="BFC7D5"/>
+              <w:right w:val="single" w:sz="6" w:space="0" w:color="BFC7D5"/>
+            </w:tcBorders>
+            <w:shd w:fill="1F3A5F" w:val="clear"/>
             <w:vAlign w:val="center"/>
           </w:tcPr>
           <w:p>
             <w:pPr>
               <w:pStyle w:val="TableHeading"/>
-              <w:suppressLineNumbers/>
-              <w:shd w:fill="1F3A5F" w:val="clear"/>
-              <w:bidi w:val="0"/>
-              <w:spacing w:before="0" w:after="283"/>
-              <w:jc w:val="center"/>
-              <w:rPr/>
-            </w:pPr>
-            <w:r>
-              <w:rPr/>
+              <w:bidi w:val="0"/>
+              <w:spacing w:before="0" w:after="283"/>
+              <w:jc w:val="left"/>
+              <w:rPr/>
+            </w:pPr>
+            <w:r>
+              <w:rPr>
+                <w:color w:val="FFFFFF"/>
+              </w:rPr>
               <w:t>Change ID (</w:t>
             </w:r>
             <w:r>
               <w:rPr>
                 <w:rStyle w:val="SourceText"/>
+                <w:color w:val="FFFFFF"/>
               </w:rPr>
               <w:t>FRM-02</w:t>
             </w:r>
             <w:r>
-              <w:rPr/>
+              <w:rPr>
+                <w:color w:val="FFFFFF"/>
+              </w:rPr>
               <w:t>) or commit</w:t>
             </w:r>
           </w:p>
         </w:tc>
         <w:tc>
           <w:tcPr>
-            <w:tcW w:w="7660" w:type="dxa"/>
-            <w:tcBorders/>
+            <w:tcW w:w="7634" w:type="dxa"/>
+            <w:tcBorders>
+              <w:top w:val="single" w:sz="6" w:space="0" w:color="BFC7D5"/>
+              <w:left w:val="single" w:sz="2" w:space="0" w:color="BFC7D5"/>
+              <w:bottom w:val="single" w:sz="2" w:space="0" w:color="BFC7D5"/>
+              <w:right w:val="single" w:sz="6" w:space="0" w:color="BFC7D5"/>
+            </w:tcBorders>
+            <w:shd w:fill="1F3A5F" w:val="clear"/>
             <w:vAlign w:val="center"/>
           </w:tcPr>
           <w:p>
             <w:pPr>
               <w:pStyle w:val="TableHeading"/>
-              <w:suppressLineNumbers/>
-              <w:shd w:fill="1F3A5F" w:val="clear"/>
-              <w:bidi w:val="0"/>
-              <w:spacing w:before="0" w:after="283"/>
-              <w:jc w:val="center"/>
-              <w:rPr/>
-            </w:pPr>
-            <w:r>
-              <w:rPr/>
+              <w:bidi w:val="0"/>
+              <w:spacing w:before="0" w:after="283"/>
+              <w:jc w:val="left"/>
+              <w:rPr>
+                <w:color w:val="FFFFFF"/>
+              </w:rPr>
+            </w:pPr>
+            <w:r>
+              <w:rPr>
+                <w:color w:val="FFFFFF"/>
+              </w:rPr>
               <w:t>Description</w:t>
             </w:r>
           </w:p>
         </w:tc>
         <w:tc>
           <w:tcPr>
-            <w:tcW w:w="1453" w:type="dxa"/>
-            <w:tcBorders/>
+            <w:tcW w:w="1458" w:type="dxa"/>
+            <w:tcBorders>
+              <w:top w:val="single" w:sz="6" w:space="0" w:color="BFC7D5"/>
+              <w:left w:val="single" w:sz="2" w:space="0" w:color="BFC7D5"/>
+              <w:bottom w:val="single" w:sz="2" w:space="0" w:color="BFC7D5"/>
+              <w:right w:val="single" w:sz="6" w:space="0" w:color="BFC7D5"/>
+            </w:tcBorders>
+            <w:shd w:fill="1F3A5F" w:val="clear"/>
             <w:vAlign w:val="center"/>
           </w:tcPr>
           <w:p>
             <w:pPr>
               <w:pStyle w:val="TableHeading"/>
-              <w:suppressLineNumbers/>
-              <w:shd w:fill="1F3A5F" w:val="clear"/>
-              <w:bidi w:val="0"/>
-              <w:spacing w:before="0" w:after="283"/>
-              <w:jc w:val="center"/>
-              <w:rPr/>
-            </w:pPr>
-            <w:r>
-              <w:rPr/>
+              <w:bidi w:val="0"/>
+              <w:spacing w:before="0" w:after="283"/>
+              <w:jc w:val="left"/>
+              <w:rPr>
+                <w:color w:val="FFFFFF"/>
+              </w:rPr>
+            </w:pPr>
+            <w:r>
+              <w:rPr>
+                <w:color w:val="FFFFFF"/>
+              </w:rPr>
               <w:t>Classification</w:t>
             </w:r>
           </w:p>
@@ -1567,8 +1831,12 @@
         <w:trPr/>
         <w:tc>
           <w:tcPr>
-            <w:tcW w:w="2226" w:type="dxa"/>
-            <w:tcBorders/>
+            <w:tcW w:w="2247" w:type="dxa"/>
+            <w:tcBorders>
+              <w:left w:val="single" w:sz="6" w:space="0" w:color="BFC7D5"/>
+              <w:bottom w:val="single" w:sz="2" w:space="0" w:color="BFC7D5"/>
+              <w:right w:val="single" w:sz="6" w:space="0" w:color="BFC7D5"/>
+            </w:tcBorders>
             <w:vAlign w:val="center"/>
           </w:tcPr>
           <w:p>
@@ -1589,8 +1857,12 @@
         </w:tc>
         <w:tc>
           <w:tcPr>
-            <w:tcW w:w="7660" w:type="dxa"/>
-            <w:tcBorders/>
+            <w:tcW w:w="7634" w:type="dxa"/>
+            <w:tcBorders>
+              <w:left w:val="single" w:sz="2" w:space="0" w:color="BFC7D5"/>
+              <w:bottom w:val="single" w:sz="2" w:space="0" w:color="BFC7D5"/>
+              <w:right w:val="single" w:sz="6" w:space="0" w:color="BFC7D5"/>
+            </w:tcBorders>
             <w:vAlign w:val="center"/>
           </w:tcPr>
           <w:p>
@@ -1609,8 +1881,12 @@
         </w:tc>
         <w:tc>
           <w:tcPr>
-            <w:tcW w:w="1453" w:type="dxa"/>
-            <w:tcBorders/>
+            <w:tcW w:w="1458" w:type="dxa"/>
+            <w:tcBorders>
+              <w:left w:val="single" w:sz="2" w:space="0" w:color="BFC7D5"/>
+              <w:bottom w:val="single" w:sz="2" w:space="0" w:color="BFC7D5"/>
+              <w:right w:val="single" w:sz="6" w:space="0" w:color="BFC7D5"/>
+            </w:tcBorders>
             <w:vAlign w:val="center"/>
           </w:tcPr>
           <w:p>
@@ -1632,8 +1908,12 @@
         <w:trPr/>
         <w:tc>
           <w:tcPr>
-            <w:tcW w:w="2226" w:type="dxa"/>
-            <w:tcBorders/>
+            <w:tcW w:w="2247" w:type="dxa"/>
+            <w:tcBorders>
+              <w:left w:val="single" w:sz="6" w:space="0" w:color="BFC7D5"/>
+              <w:bottom w:val="single" w:sz="2" w:space="0" w:color="BFC7D5"/>
+              <w:right w:val="single" w:sz="6" w:space="0" w:color="BFC7D5"/>
+            </w:tcBorders>
             <w:vAlign w:val="center"/>
           </w:tcPr>
           <w:p>
@@ -1654,8 +1934,12 @@
         </w:tc>
         <w:tc>
           <w:tcPr>
-            <w:tcW w:w="7660" w:type="dxa"/>
-            <w:tcBorders/>
+            <w:tcW w:w="7634" w:type="dxa"/>
+            <w:tcBorders>
+              <w:left w:val="single" w:sz="2" w:space="0" w:color="BFC7D5"/>
+              <w:bottom w:val="single" w:sz="2" w:space="0" w:color="BFC7D5"/>
+              <w:right w:val="single" w:sz="6" w:space="0" w:color="BFC7D5"/>
+            </w:tcBorders>
             <w:vAlign w:val="center"/>
           </w:tcPr>
           <w:p>
@@ -1684,8 +1968,12 @@
         </w:tc>
         <w:tc>
           <w:tcPr>
-            <w:tcW w:w="1453" w:type="dxa"/>
-            <w:tcBorders/>
+            <w:tcW w:w="1458" w:type="dxa"/>
+            <w:tcBorders>
+              <w:left w:val="single" w:sz="2" w:space="0" w:color="BFC7D5"/>
+              <w:bottom w:val="single" w:sz="2" w:space="0" w:color="BFC7D5"/>
+              <w:right w:val="single" w:sz="6" w:space="0" w:color="BFC7D5"/>
+            </w:tcBorders>
             <w:vAlign w:val="center"/>
           </w:tcPr>
           <w:p>
@@ -1707,8 +1995,12 @@
         <w:trPr/>
         <w:tc>
           <w:tcPr>
-            <w:tcW w:w="2226" w:type="dxa"/>
-            <w:tcBorders/>
+            <w:tcW w:w="2247" w:type="dxa"/>
+            <w:tcBorders>
+              <w:left w:val="single" w:sz="6" w:space="0" w:color="BFC7D5"/>
+              <w:bottom w:val="single" w:sz="2" w:space="0" w:color="BFC7D5"/>
+              <w:right w:val="single" w:sz="6" w:space="0" w:color="BFC7D5"/>
+            </w:tcBorders>
             <w:vAlign w:val="center"/>
           </w:tcPr>
           <w:p>
@@ -1739,8 +2031,12 @@
         </w:tc>
         <w:tc>
           <w:tcPr>
-            <w:tcW w:w="7660" w:type="dxa"/>
-            <w:tcBorders/>
+            <w:tcW w:w="7634" w:type="dxa"/>
+            <w:tcBorders>
+              <w:left w:val="single" w:sz="2" w:space="0" w:color="BFC7D5"/>
+              <w:bottom w:val="single" w:sz="2" w:space="0" w:color="BFC7D5"/>
+              <w:right w:val="single" w:sz="6" w:space="0" w:color="BFC7D5"/>
+            </w:tcBorders>
             <w:vAlign w:val="center"/>
           </w:tcPr>
           <w:p>
@@ -1759,8 +2055,12 @@
         </w:tc>
         <w:tc>
           <w:tcPr>
-            <w:tcW w:w="1453" w:type="dxa"/>
-            <w:tcBorders/>
+            <w:tcW w:w="1458" w:type="dxa"/>
+            <w:tcBorders>
+              <w:left w:val="single" w:sz="2" w:space="0" w:color="BFC7D5"/>
+              <w:bottom w:val="single" w:sz="2" w:space="0" w:color="BFC7D5"/>
+              <w:right w:val="single" w:sz="6" w:space="0" w:color="BFC7D5"/>
+            </w:tcBorders>
             <w:vAlign w:val="center"/>
           </w:tcPr>
           <w:p>
@@ -1782,8 +2082,12 @@
         <w:trPr/>
         <w:tc>
           <w:tcPr>
-            <w:tcW w:w="2226" w:type="dxa"/>
-            <w:tcBorders/>
+            <w:tcW w:w="2247" w:type="dxa"/>
+            <w:tcBorders>
+              <w:left w:val="single" w:sz="6" w:space="0" w:color="BFC7D5"/>
+              <w:bottom w:val="single" w:sz="2" w:space="0" w:color="BFC7D5"/>
+              <w:right w:val="single" w:sz="6" w:space="0" w:color="BFC7D5"/>
+            </w:tcBorders>
             <w:vAlign w:val="center"/>
           </w:tcPr>
           <w:p>
@@ -1824,8 +2128,12 @@
         </w:tc>
         <w:tc>
           <w:tcPr>
-            <w:tcW w:w="7660" w:type="dxa"/>
-            <w:tcBorders/>
+            <w:tcW w:w="7634" w:type="dxa"/>
+            <w:tcBorders>
+              <w:left w:val="single" w:sz="2" w:space="0" w:color="BFC7D5"/>
+              <w:bottom w:val="single" w:sz="2" w:space="0" w:color="BFC7D5"/>
+              <w:right w:val="single" w:sz="6" w:space="0" w:color="BFC7D5"/>
+            </w:tcBorders>
             <w:vAlign w:val="center"/>
           </w:tcPr>
           <w:p>
@@ -1844,8 +2152,12 @@
         </w:tc>
         <w:tc>
           <w:tcPr>
-            <w:tcW w:w="1453" w:type="dxa"/>
-            <w:tcBorders/>
+            <w:tcW w:w="1458" w:type="dxa"/>
+            <w:tcBorders>
+              <w:left w:val="single" w:sz="2" w:space="0" w:color="BFC7D5"/>
+              <w:bottom w:val="single" w:sz="2" w:space="0" w:color="BFC7D5"/>
+              <w:right w:val="single" w:sz="6" w:space="0" w:color="BFC7D5"/>
+            </w:tcBorders>
             <w:vAlign w:val="center"/>
           </w:tcPr>
           <w:p>
@@ -1867,8 +2179,12 @@
         <w:trPr/>
         <w:tc>
           <w:tcPr>
-            <w:tcW w:w="2226" w:type="dxa"/>
-            <w:tcBorders/>
+            <w:tcW w:w="2247" w:type="dxa"/>
+            <w:tcBorders>
+              <w:left w:val="single" w:sz="6" w:space="0" w:color="BFC7D5"/>
+              <w:bottom w:val="single" w:sz="6" w:space="0" w:color="BFC7D5"/>
+              <w:right w:val="single" w:sz="6" w:space="0" w:color="BFC7D5"/>
+            </w:tcBorders>
             <w:vAlign w:val="center"/>
           </w:tcPr>
           <w:p>
@@ -1899,8 +2215,12 @@
         </w:tc>
         <w:tc>
           <w:tcPr>
-            <w:tcW w:w="7660" w:type="dxa"/>
-            <w:tcBorders/>
+            <w:tcW w:w="7634" w:type="dxa"/>
+            <w:tcBorders>
+              <w:left w:val="single" w:sz="2" w:space="0" w:color="BFC7D5"/>
+              <w:bottom w:val="single" w:sz="6" w:space="0" w:color="BFC7D5"/>
+              <w:right w:val="single" w:sz="6" w:space="0" w:color="BFC7D5"/>
+            </w:tcBorders>
             <w:vAlign w:val="center"/>
           </w:tcPr>
           <w:p>
@@ -1919,8 +2239,12 @@
         </w:tc>
         <w:tc>
           <w:tcPr>
-            <w:tcW w:w="1453" w:type="dxa"/>
-            <w:tcBorders/>
+            <w:tcW w:w="1458" w:type="dxa"/>
+            <w:tcBorders>
+              <w:left w:val="single" w:sz="2" w:space="0" w:color="BFC7D5"/>
+              <w:bottom w:val="single" w:sz="6" w:space="0" w:color="BFC7D5"/>
+              <w:right w:val="single" w:sz="6" w:space="0" w:color="BFC7D5"/>
+            </w:tcBorders>
             <w:vAlign w:val="center"/>
           </w:tcPr>
           <w:p>
@@ -1953,23 +2277,23 @@
     </w:p>
     <w:tbl>
       <w:tblPr>
-        <w:tblW w:w="11339" w:type="dxa"/>
+        <w:tblW w:w="5000" w:type="pct"/>
         <w:jc w:val="left"/>
-        <w:tblInd w:w="0" w:type="dxa"/>
+        <w:tblInd w:w="-7" w:type="dxa"/>
         <w:tblLayout w:type="fixed"/>
         <w:tblCellMar>
-          <w:top w:w="28" w:type="dxa"/>
-          <w:left w:w="28" w:type="dxa"/>
-          <w:bottom w:w="28" w:type="dxa"/>
-          <w:right w:w="28" w:type="dxa"/>
+          <w:top w:w="60" w:type="dxa"/>
+          <w:left w:w="60" w:type="dxa"/>
+          <w:bottom w:w="60" w:type="dxa"/>
+          <w:right w:w="60" w:type="dxa"/>
         </w:tblCellMar>
       </w:tblPr>
       <w:tblGrid>
-        <w:gridCol w:w="211"/>
-        <w:gridCol w:w="2656"/>
-        <w:gridCol w:w="2398"/>
-        <w:gridCol w:w="2485"/>
-        <w:gridCol w:w="3589"/>
+        <w:gridCol w:w="244"/>
+        <w:gridCol w:w="2660"/>
+        <w:gridCol w:w="2411"/>
+        <w:gridCol w:w="2488"/>
+        <w:gridCol w:w="3536"/>
       </w:tblGrid>
       <w:tr>
         <w:trPr>
@@ -1977,110 +2301,150 @@
         </w:trPr>
         <w:tc>
           <w:tcPr>
-            <w:tcW w:w="211" w:type="dxa"/>
-            <w:tcBorders/>
+            <w:tcW w:w="244" w:type="dxa"/>
+            <w:tcBorders>
+              <w:top w:val="single" w:sz="6" w:space="0" w:color="BFC7D5"/>
+              <w:left w:val="single" w:sz="6" w:space="0" w:color="BFC7D5"/>
+              <w:bottom w:val="single" w:sz="2" w:space="0" w:color="BFC7D5"/>
+              <w:right w:val="single" w:sz="6" w:space="0" w:color="BFC7D5"/>
+            </w:tcBorders>
+            <w:shd w:fill="1F3A5F" w:val="clear"/>
             <w:vAlign w:val="center"/>
           </w:tcPr>
           <w:p>
             <w:pPr>
               <w:pStyle w:val="TableHeading"/>
-              <w:suppressLineNumbers/>
-              <w:shd w:fill="1F3A5F" w:val="clear"/>
-              <w:bidi w:val="0"/>
-              <w:spacing w:before="0" w:after="283"/>
-              <w:jc w:val="center"/>
-              <w:rPr/>
-            </w:pPr>
-            <w:r>
-              <w:rPr/>
+              <w:bidi w:val="0"/>
+              <w:spacing w:before="0" w:after="283"/>
+              <w:jc w:val="left"/>
+              <w:rPr>
+                <w:color w:val="FFFFFF"/>
+              </w:rPr>
+            </w:pPr>
+            <w:r>
+              <w:rPr>
+                <w:color w:val="FFFFFF"/>
+              </w:rPr>
               <w:t>#</w:t>
             </w:r>
           </w:p>
         </w:tc>
         <w:tc>
           <w:tcPr>
-            <w:tcW w:w="2656" w:type="dxa"/>
-            <w:tcBorders/>
+            <w:tcW w:w="2660" w:type="dxa"/>
+            <w:tcBorders>
+              <w:top w:val="single" w:sz="6" w:space="0" w:color="BFC7D5"/>
+              <w:left w:val="single" w:sz="2" w:space="0" w:color="BFC7D5"/>
+              <w:bottom w:val="single" w:sz="2" w:space="0" w:color="BFC7D5"/>
+              <w:right w:val="single" w:sz="6" w:space="0" w:color="BFC7D5"/>
+            </w:tcBorders>
+            <w:shd w:fill="1F3A5F" w:val="clear"/>
             <w:vAlign w:val="center"/>
           </w:tcPr>
           <w:p>
             <w:pPr>
               <w:pStyle w:val="TableHeading"/>
-              <w:suppressLineNumbers/>
-              <w:shd w:fill="1F3A5F" w:val="clear"/>
-              <w:bidi w:val="0"/>
-              <w:spacing w:before="0" w:after="283"/>
-              <w:jc w:val="center"/>
-              <w:rPr/>
-            </w:pPr>
-            <w:r>
-              <w:rPr/>
+              <w:bidi w:val="0"/>
+              <w:spacing w:before="0" w:after="283"/>
+              <w:jc w:val="left"/>
+              <w:rPr>
+                <w:color w:val="FFFFFF"/>
+              </w:rPr>
+            </w:pPr>
+            <w:r>
+              <w:rPr>
+                <w:color w:val="FFFFFF"/>
+              </w:rPr>
               <w:t>Check</w:t>
             </w:r>
           </w:p>
         </w:tc>
         <w:tc>
           <w:tcPr>
-            <w:tcW w:w="2398" w:type="dxa"/>
-            <w:tcBorders/>
+            <w:tcW w:w="2411" w:type="dxa"/>
+            <w:tcBorders>
+              <w:top w:val="single" w:sz="6" w:space="0" w:color="BFC7D5"/>
+              <w:left w:val="single" w:sz="2" w:space="0" w:color="BFC7D5"/>
+              <w:bottom w:val="single" w:sz="2" w:space="0" w:color="BFC7D5"/>
+              <w:right w:val="single" w:sz="6" w:space="0" w:color="BFC7D5"/>
+            </w:tcBorders>
+            <w:shd w:fill="1F3A5F" w:val="clear"/>
             <w:vAlign w:val="center"/>
           </w:tcPr>
           <w:p>
             <w:pPr>
               <w:pStyle w:val="TableHeading"/>
-              <w:suppressLineNumbers/>
-              <w:shd w:fill="1F3A5F" w:val="clear"/>
-              <w:bidi w:val="0"/>
-              <w:spacing w:before="0" w:after="283"/>
-              <w:jc w:val="center"/>
-              <w:rPr/>
-            </w:pPr>
-            <w:r>
-              <w:rPr/>
+              <w:bidi w:val="0"/>
+              <w:spacing w:before="0" w:after="283"/>
+              <w:jc w:val="left"/>
+              <w:rPr>
+                <w:color w:val="FFFFFF"/>
+              </w:rPr>
+            </w:pPr>
+            <w:r>
+              <w:rPr>
+                <w:color w:val="FFFFFF"/>
+              </w:rPr>
               <w:t>Acceptance criterion</w:t>
             </w:r>
           </w:p>
         </w:tc>
         <w:tc>
           <w:tcPr>
-            <w:tcW w:w="2485" w:type="dxa"/>
-            <w:tcBorders/>
+            <w:tcW w:w="2488" w:type="dxa"/>
+            <w:tcBorders>
+              <w:top w:val="single" w:sz="6" w:space="0" w:color="BFC7D5"/>
+              <w:left w:val="single" w:sz="2" w:space="0" w:color="BFC7D5"/>
+              <w:bottom w:val="single" w:sz="2" w:space="0" w:color="BFC7D5"/>
+              <w:right w:val="single" w:sz="6" w:space="0" w:color="BFC7D5"/>
+            </w:tcBorders>
+            <w:shd w:fill="1F3A5F" w:val="clear"/>
             <w:vAlign w:val="center"/>
           </w:tcPr>
           <w:p>
             <w:pPr>
               <w:pStyle w:val="TableHeading"/>
-              <w:suppressLineNumbers/>
-              <w:shd w:fill="1F3A5F" w:val="clear"/>
-              <w:bidi w:val="0"/>
-              <w:spacing w:before="0" w:after="283"/>
-              <w:jc w:val="center"/>
-              <w:rPr/>
-            </w:pPr>
-            <w:r>
-              <w:rPr/>
+              <w:bidi w:val="0"/>
+              <w:spacing w:before="0" w:after="283"/>
+              <w:jc w:val="left"/>
+              <w:rPr>
+                <w:color w:val="FFFFFF"/>
+              </w:rPr>
+            </w:pPr>
+            <w:r>
+              <w:rPr>
+                <w:color w:val="FFFFFF"/>
+              </w:rPr>
               <w:t>Result</w:t>
             </w:r>
           </w:p>
         </w:tc>
         <w:tc>
           <w:tcPr>
-            <w:tcW w:w="3589" w:type="dxa"/>
-            <w:tcBorders/>
+            <w:tcW w:w="3536" w:type="dxa"/>
+            <w:tcBorders>
+              <w:top w:val="single" w:sz="6" w:space="0" w:color="BFC7D5"/>
+              <w:left w:val="single" w:sz="2" w:space="0" w:color="BFC7D5"/>
+              <w:bottom w:val="single" w:sz="2" w:space="0" w:color="BFC7D5"/>
+              <w:right w:val="single" w:sz="6" w:space="0" w:color="BFC7D5"/>
+            </w:tcBorders>
+            <w:shd w:fill="1F3A5F" w:val="clear"/>
             <w:vAlign w:val="center"/>
           </w:tcPr>
           <w:p>
             <w:pPr>
               <w:pStyle w:val="TableHeading"/>
-              <w:suppressLineNumbers/>
-              <w:shd w:fill="1F3A5F" w:val="clear"/>
-              <w:bidi w:val="0"/>
-              <w:spacing w:before="0" w:after="283"/>
-              <w:jc w:val="center"/>
-              <w:rPr/>
-            </w:pPr>
-            <w:r>
-              <w:rPr/>
+              <w:bidi w:val="0"/>
+              <w:spacing w:before="0" w:after="283"/>
+              <w:jc w:val="left"/>
+              <w:rPr>
+                <w:color w:val="FFFFFF"/>
+              </w:rPr>
+            </w:pPr>
+            <w:r>
+              <w:rPr>
+                <w:color w:val="FFFFFF"/>
+              </w:rPr>
               <w:t>Evidence (path / report filename)</w:t>
             </w:r>
           </w:p>
@@ -2090,8 +2454,12 @@
         <w:trPr/>
         <w:tc>
           <w:tcPr>
-            <w:tcW w:w="211" w:type="dxa"/>
-            <w:tcBorders/>
+            <w:tcW w:w="244" w:type="dxa"/>
+            <w:tcBorders>
+              <w:left w:val="single" w:sz="6" w:space="0" w:color="BFC7D5"/>
+              <w:bottom w:val="single" w:sz="2" w:space="0" w:color="BFC7D5"/>
+              <w:right w:val="single" w:sz="6" w:space="0" w:color="BFC7D5"/>
+            </w:tcBorders>
             <w:vAlign w:val="center"/>
           </w:tcPr>
           <w:p>
@@ -2110,8 +2478,12 @@
         </w:tc>
         <w:tc>
           <w:tcPr>
-            <w:tcW w:w="2656" w:type="dxa"/>
-            <w:tcBorders/>
+            <w:tcW w:w="2660" w:type="dxa"/>
+            <w:tcBorders>
+              <w:left w:val="single" w:sz="2" w:space="0" w:color="BFC7D5"/>
+              <w:bottom w:val="single" w:sz="2" w:space="0" w:color="BFC7D5"/>
+              <w:right w:val="single" w:sz="6" w:space="0" w:color="BFC7D5"/>
+            </w:tcBorders>
             <w:vAlign w:val="center"/>
           </w:tcPr>
           <w:p>
@@ -2130,8 +2502,12 @@
         </w:tc>
         <w:tc>
           <w:tcPr>
-            <w:tcW w:w="2398" w:type="dxa"/>
-            <w:tcBorders/>
+            <w:tcW w:w="2411" w:type="dxa"/>
+            <w:tcBorders>
+              <w:left w:val="single" w:sz="2" w:space="0" w:color="BFC7D5"/>
+              <w:bottom w:val="single" w:sz="2" w:space="0" w:color="BFC7D5"/>
+              <w:right w:val="single" w:sz="6" w:space="0" w:color="BFC7D5"/>
+            </w:tcBorders>
             <w:vAlign w:val="center"/>
           </w:tcPr>
           <w:p>
@@ -2150,8 +2526,12 @@
         </w:tc>
         <w:tc>
           <w:tcPr>
-            <w:tcW w:w="2485" w:type="dxa"/>
-            <w:tcBorders/>
+            <w:tcW w:w="2488" w:type="dxa"/>
+            <w:tcBorders>
+              <w:left w:val="single" w:sz="2" w:space="0" w:color="BFC7D5"/>
+              <w:bottom w:val="single" w:sz="2" w:space="0" w:color="BFC7D5"/>
+              <w:right w:val="single" w:sz="6" w:space="0" w:color="BFC7D5"/>
+            </w:tcBorders>
             <w:vAlign w:val="center"/>
           </w:tcPr>
           <w:p>
@@ -2174,8 +2554,12 @@
         </w:tc>
         <w:tc>
           <w:tcPr>
-            <w:tcW w:w="3589" w:type="dxa"/>
-            <w:tcBorders/>
+            <w:tcW w:w="3536" w:type="dxa"/>
+            <w:tcBorders>
+              <w:left w:val="single" w:sz="2" w:space="0" w:color="BFC7D5"/>
+              <w:bottom w:val="single" w:sz="2" w:space="0" w:color="BFC7D5"/>
+              <w:right w:val="single" w:sz="6" w:space="0" w:color="BFC7D5"/>
+            </w:tcBorders>
             <w:vAlign w:val="center"/>
           </w:tcPr>
           <w:p>
@@ -2197,8 +2581,12 @@
         <w:trPr/>
         <w:tc>
           <w:tcPr>
-            <w:tcW w:w="211" w:type="dxa"/>
-            <w:tcBorders/>
+            <w:tcW w:w="244" w:type="dxa"/>
+            <w:tcBorders>
+              <w:left w:val="single" w:sz="6" w:space="0" w:color="BFC7D5"/>
+              <w:bottom w:val="single" w:sz="2" w:space="0" w:color="BFC7D5"/>
+              <w:right w:val="single" w:sz="6" w:space="0" w:color="BFC7D5"/>
+            </w:tcBorders>
             <w:vAlign w:val="center"/>
           </w:tcPr>
           <w:p>
@@ -2217,8 +2605,12 @@
         </w:tc>
         <w:tc>
           <w:tcPr>
-            <w:tcW w:w="2656" w:type="dxa"/>
-            <w:tcBorders/>
+            <w:tcW w:w="2660" w:type="dxa"/>
+            <w:tcBorders>
+              <w:left w:val="single" w:sz="2" w:space="0" w:color="BFC7D5"/>
+              <w:bottom w:val="single" w:sz="2" w:space="0" w:color="BFC7D5"/>
+              <w:right w:val="single" w:sz="6" w:space="0" w:color="BFC7D5"/>
+            </w:tcBorders>
             <w:vAlign w:val="center"/>
           </w:tcPr>
           <w:p>
@@ -2237,8 +2629,12 @@
         </w:tc>
         <w:tc>
           <w:tcPr>
-            <w:tcW w:w="2398" w:type="dxa"/>
-            <w:tcBorders/>
+            <w:tcW w:w="2411" w:type="dxa"/>
+            <w:tcBorders>
+              <w:left w:val="single" w:sz="2" w:space="0" w:color="BFC7D5"/>
+              <w:bottom w:val="single" w:sz="2" w:space="0" w:color="BFC7D5"/>
+              <w:right w:val="single" w:sz="6" w:space="0" w:color="BFC7D5"/>
+            </w:tcBorders>
             <w:vAlign w:val="center"/>
           </w:tcPr>
           <w:p>
@@ -2257,8 +2653,12 @@
         </w:tc>
         <w:tc>
           <w:tcPr>
-            <w:tcW w:w="2485" w:type="dxa"/>
-            <w:tcBorders/>
+            <w:tcW w:w="2488" w:type="dxa"/>
+            <w:tcBorders>
+              <w:left w:val="single" w:sz="2" w:space="0" w:color="BFC7D5"/>
+              <w:bottom w:val="single" w:sz="2" w:space="0" w:color="BFC7D5"/>
+              <w:right w:val="single" w:sz="6" w:space="0" w:color="BFC7D5"/>
+            </w:tcBorders>
             <w:vAlign w:val="center"/>
           </w:tcPr>
           <w:p>
@@ -2281,8 +2681,12 @@
         </w:tc>
         <w:tc>
           <w:tcPr>
-            <w:tcW w:w="3589" w:type="dxa"/>
-            <w:tcBorders/>
+            <w:tcW w:w="3536" w:type="dxa"/>
+            <w:tcBorders>
+              <w:left w:val="single" w:sz="2" w:space="0" w:color="BFC7D5"/>
+              <w:bottom w:val="single" w:sz="2" w:space="0" w:color="BFC7D5"/>
+              <w:right w:val="single" w:sz="6" w:space="0" w:color="BFC7D5"/>
+            </w:tcBorders>
             <w:vAlign w:val="center"/>
           </w:tcPr>
           <w:p>
@@ -2304,8 +2708,12 @@
         <w:trPr/>
         <w:tc>
           <w:tcPr>
-            <w:tcW w:w="211" w:type="dxa"/>
-            <w:tcBorders/>
+            <w:tcW w:w="244" w:type="dxa"/>
+            <w:tcBorders>
+              <w:left w:val="single" w:sz="6" w:space="0" w:color="BFC7D5"/>
+              <w:bottom w:val="single" w:sz="2" w:space="0" w:color="BFC7D5"/>
+              <w:right w:val="single" w:sz="6" w:space="0" w:color="BFC7D5"/>
+            </w:tcBorders>
             <w:vAlign w:val="center"/>
           </w:tcPr>
           <w:p>
@@ -2324,8 +2732,12 @@
         </w:tc>
         <w:tc>
           <w:tcPr>
-            <w:tcW w:w="2656" w:type="dxa"/>
-            <w:tcBorders/>
+            <w:tcW w:w="2660" w:type="dxa"/>
+            <w:tcBorders>
+              <w:left w:val="single" w:sz="2" w:space="0" w:color="BFC7D5"/>
+              <w:bottom w:val="single" w:sz="2" w:space="0" w:color="BFC7D5"/>
+              <w:right w:val="single" w:sz="6" w:space="0" w:color="BFC7D5"/>
+            </w:tcBorders>
             <w:vAlign w:val="center"/>
           </w:tcPr>
           <w:p>
@@ -2354,8 +2766,12 @@
         </w:tc>
         <w:tc>
           <w:tcPr>
-            <w:tcW w:w="2398" w:type="dxa"/>
-            <w:tcBorders/>
+            <w:tcW w:w="2411" w:type="dxa"/>
+            <w:tcBorders>
+              <w:left w:val="single" w:sz="2" w:space="0" w:color="BFC7D5"/>
+              <w:bottom w:val="single" w:sz="2" w:space="0" w:color="BFC7D5"/>
+              <w:right w:val="single" w:sz="6" w:space="0" w:color="BFC7D5"/>
+            </w:tcBorders>
             <w:vAlign w:val="center"/>
           </w:tcPr>
           <w:p>
@@ -2374,8 +2790,12 @@
         </w:tc>
         <w:tc>
           <w:tcPr>
-            <w:tcW w:w="2485" w:type="dxa"/>
-            <w:tcBorders/>
+            <w:tcW w:w="2488" w:type="dxa"/>
+            <w:tcBorders>
+              <w:left w:val="single" w:sz="2" w:space="0" w:color="BFC7D5"/>
+              <w:bottom w:val="single" w:sz="2" w:space="0" w:color="BFC7D5"/>
+              <w:right w:val="single" w:sz="6" w:space="0" w:color="BFC7D5"/>
+            </w:tcBorders>
             <w:vAlign w:val="center"/>
           </w:tcPr>
           <w:p>
@@ -2398,8 +2818,12 @@
         </w:tc>
         <w:tc>
           <w:tcPr>
-            <w:tcW w:w="3589" w:type="dxa"/>
-            <w:tcBorders/>
+            <w:tcW w:w="3536" w:type="dxa"/>
+            <w:tcBorders>
+              <w:left w:val="single" w:sz="2" w:space="0" w:color="BFC7D5"/>
+              <w:bottom w:val="single" w:sz="2" w:space="0" w:color="BFC7D5"/>
+              <w:right w:val="single" w:sz="6" w:space="0" w:color="BFC7D5"/>
+            </w:tcBorders>
             <w:vAlign w:val="center"/>
           </w:tcPr>
           <w:p>
@@ -2421,8 +2845,12 @@
         <w:trPr/>
         <w:tc>
           <w:tcPr>
-            <w:tcW w:w="211" w:type="dxa"/>
-            <w:tcBorders/>
+            <w:tcW w:w="244" w:type="dxa"/>
+            <w:tcBorders>
+              <w:left w:val="single" w:sz="6" w:space="0" w:color="BFC7D5"/>
+              <w:bottom w:val="single" w:sz="2" w:space="0" w:color="BFC7D5"/>
+              <w:right w:val="single" w:sz="6" w:space="0" w:color="BFC7D5"/>
+            </w:tcBorders>
             <w:vAlign w:val="center"/>
           </w:tcPr>
           <w:p>
@@ -2441,8 +2869,12 @@
         </w:tc>
         <w:tc>
           <w:tcPr>
-            <w:tcW w:w="2656" w:type="dxa"/>
-            <w:tcBorders/>
+            <w:tcW w:w="2660" w:type="dxa"/>
+            <w:tcBorders>
+              <w:left w:val="single" w:sz="2" w:space="0" w:color="BFC7D5"/>
+              <w:bottom w:val="single" w:sz="2" w:space="0" w:color="BFC7D5"/>
+              <w:right w:val="single" w:sz="6" w:space="0" w:color="BFC7D5"/>
+            </w:tcBorders>
             <w:vAlign w:val="center"/>
           </w:tcPr>
           <w:p>
@@ -2461,8 +2893,12 @@
         </w:tc>
         <w:tc>
           <w:tcPr>
-            <w:tcW w:w="2398" w:type="dxa"/>
-            <w:tcBorders/>
+            <w:tcW w:w="2411" w:type="dxa"/>
+            <w:tcBorders>
+              <w:left w:val="single" w:sz="2" w:space="0" w:color="BFC7D5"/>
+              <w:bottom w:val="single" w:sz="2" w:space="0" w:color="BFC7D5"/>
+              <w:right w:val="single" w:sz="6" w:space="0" w:color="BFC7D5"/>
+            </w:tcBorders>
             <w:vAlign w:val="center"/>
           </w:tcPr>
           <w:p>
@@ -2481,8 +2917,12 @@
         </w:tc>
         <w:tc>
           <w:tcPr>
-            <w:tcW w:w="2485" w:type="dxa"/>
-            <w:tcBorders/>
+            <w:tcW w:w="2488" w:type="dxa"/>
+            <w:tcBorders>
+              <w:left w:val="single" w:sz="2" w:space="0" w:color="BFC7D5"/>
+              <w:bottom w:val="single" w:sz="2" w:space="0" w:color="BFC7D5"/>
+              <w:right w:val="single" w:sz="6" w:space="0" w:color="BFC7D5"/>
+            </w:tcBorders>
             <w:vAlign w:val="center"/>
           </w:tcPr>
           <w:p>
@@ -2505,8 +2945,12 @@
         </w:tc>
         <w:tc>
           <w:tcPr>
-            <w:tcW w:w="3589" w:type="dxa"/>
-            <w:tcBorders/>
+            <w:tcW w:w="3536" w:type="dxa"/>
+            <w:tcBorders>
+              <w:left w:val="single" w:sz="2" w:space="0" w:color="BFC7D5"/>
+              <w:bottom w:val="single" w:sz="2" w:space="0" w:color="BFC7D5"/>
+              <w:right w:val="single" w:sz="6" w:space="0" w:color="BFC7D5"/>
+            </w:tcBorders>
             <w:vAlign w:val="center"/>
           </w:tcPr>
           <w:p>
@@ -2528,8 +2972,12 @@
         <w:trPr/>
         <w:tc>
           <w:tcPr>
-            <w:tcW w:w="211" w:type="dxa"/>
-            <w:tcBorders/>
+            <w:tcW w:w="244" w:type="dxa"/>
+            <w:tcBorders>
+              <w:left w:val="single" w:sz="6" w:space="0" w:color="BFC7D5"/>
+              <w:bottom w:val="single" w:sz="2" w:space="0" w:color="BFC7D5"/>
+              <w:right w:val="single" w:sz="6" w:space="0" w:color="BFC7D5"/>
+            </w:tcBorders>
             <w:vAlign w:val="center"/>
           </w:tcPr>
           <w:p>
@@ -2548,8 +2996,12 @@
         </w:tc>
         <w:tc>
           <w:tcPr>
-            <w:tcW w:w="2656" w:type="dxa"/>
-            <w:tcBorders/>
+            <w:tcW w:w="2660" w:type="dxa"/>
+            <w:tcBorders>
+              <w:left w:val="single" w:sz="2" w:space="0" w:color="BFC7D5"/>
+              <w:bottom w:val="single" w:sz="2" w:space="0" w:color="BFC7D5"/>
+              <w:right w:val="single" w:sz="6" w:space="0" w:color="BFC7D5"/>
+            </w:tcBorders>
             <w:vAlign w:val="center"/>
           </w:tcPr>
           <w:p>
@@ -2568,8 +3020,12 @@
         </w:tc>
         <w:tc>
           <w:tcPr>
-            <w:tcW w:w="2398" w:type="dxa"/>
-            <w:tcBorders/>
+            <w:tcW w:w="2411" w:type="dxa"/>
+            <w:tcBorders>
+              <w:left w:val="single" w:sz="2" w:space="0" w:color="BFC7D5"/>
+              <w:bottom w:val="single" w:sz="2" w:space="0" w:color="BFC7D5"/>
+              <w:right w:val="single" w:sz="6" w:space="0" w:color="BFC7D5"/>
+            </w:tcBorders>
             <w:vAlign w:val="center"/>
           </w:tcPr>
           <w:p>
@@ -2588,8 +3044,12 @@
         </w:tc>
         <w:tc>
           <w:tcPr>
-            <w:tcW w:w="2485" w:type="dxa"/>
-            <w:tcBorders/>
+            <w:tcW w:w="2488" w:type="dxa"/>
+            <w:tcBorders>
+              <w:left w:val="single" w:sz="2" w:space="0" w:color="BFC7D5"/>
+              <w:bottom w:val="single" w:sz="2" w:space="0" w:color="BFC7D5"/>
+              <w:right w:val="single" w:sz="6" w:space="0" w:color="BFC7D5"/>
+            </w:tcBorders>
             <w:vAlign w:val="center"/>
           </w:tcPr>
           <w:p>
@@ -2612,8 +3072,12 @@
         </w:tc>
         <w:tc>
           <w:tcPr>
-            <w:tcW w:w="3589" w:type="dxa"/>
-            <w:tcBorders/>
+            <w:tcW w:w="3536" w:type="dxa"/>
+            <w:tcBorders>
+              <w:left w:val="single" w:sz="2" w:space="0" w:color="BFC7D5"/>
+              <w:bottom w:val="single" w:sz="2" w:space="0" w:color="BFC7D5"/>
+              <w:right w:val="single" w:sz="6" w:space="0" w:color="BFC7D5"/>
+            </w:tcBorders>
             <w:vAlign w:val="center"/>
           </w:tcPr>
           <w:p>
@@ -2635,8 +3099,12 @@
         <w:trPr/>
         <w:tc>
           <w:tcPr>
-            <w:tcW w:w="211" w:type="dxa"/>
-            <w:tcBorders/>
+            <w:tcW w:w="244" w:type="dxa"/>
+            <w:tcBorders>
+              <w:left w:val="single" w:sz="6" w:space="0" w:color="BFC7D5"/>
+              <w:bottom w:val="single" w:sz="2" w:space="0" w:color="BFC7D5"/>
+              <w:right w:val="single" w:sz="6" w:space="0" w:color="BFC7D5"/>
+            </w:tcBorders>
             <w:vAlign w:val="center"/>
           </w:tcPr>
           <w:p>
@@ -2655,8 +3123,12 @@
         </w:tc>
         <w:tc>
           <w:tcPr>
-            <w:tcW w:w="2656" w:type="dxa"/>
-            <w:tcBorders/>
+            <w:tcW w:w="2660" w:type="dxa"/>
+            <w:tcBorders>
+              <w:left w:val="single" w:sz="2" w:space="0" w:color="BFC7D5"/>
+              <w:bottom w:val="single" w:sz="2" w:space="0" w:color="BFC7D5"/>
+              <w:right w:val="single" w:sz="6" w:space="0" w:color="BFC7D5"/>
+            </w:tcBorders>
             <w:vAlign w:val="center"/>
           </w:tcPr>
           <w:p>
@@ -2675,8 +3147,12 @@
         </w:tc>
         <w:tc>
           <w:tcPr>
-            <w:tcW w:w="2398" w:type="dxa"/>
-            <w:tcBorders/>
+            <w:tcW w:w="2411" w:type="dxa"/>
+            <w:tcBorders>
+              <w:left w:val="single" w:sz="2" w:space="0" w:color="BFC7D5"/>
+              <w:bottom w:val="single" w:sz="2" w:space="0" w:color="BFC7D5"/>
+              <w:right w:val="single" w:sz="6" w:space="0" w:color="BFC7D5"/>
+            </w:tcBorders>
             <w:vAlign w:val="center"/>
           </w:tcPr>
           <w:p>
@@ -2695,8 +3171,12 @@
         </w:tc>
         <w:tc>
           <w:tcPr>
-            <w:tcW w:w="2485" w:type="dxa"/>
-            <w:tcBorders/>
+            <w:tcW w:w="2488" w:type="dxa"/>
+            <w:tcBorders>
+              <w:left w:val="single" w:sz="2" w:space="0" w:color="BFC7D5"/>
+              <w:bottom w:val="single" w:sz="2" w:space="0" w:color="BFC7D5"/>
+              <w:right w:val="single" w:sz="6" w:space="0" w:color="BFC7D5"/>
+            </w:tcBorders>
             <w:vAlign w:val="center"/>
           </w:tcPr>
           <w:p>
@@ -2719,8 +3199,12 @@
         </w:tc>
         <w:tc>
           <w:tcPr>
-            <w:tcW w:w="3589" w:type="dxa"/>
-            <w:tcBorders/>
+            <w:tcW w:w="3536" w:type="dxa"/>
+            <w:tcBorders>
+              <w:left w:val="single" w:sz="2" w:space="0" w:color="BFC7D5"/>
+              <w:bottom w:val="single" w:sz="2" w:space="0" w:color="BFC7D5"/>
+              <w:right w:val="single" w:sz="6" w:space="0" w:color="BFC7D5"/>
+            </w:tcBorders>
             <w:vAlign w:val="center"/>
           </w:tcPr>
           <w:p>
@@ -2742,8 +3226,12 @@
         <w:trPr/>
         <w:tc>
           <w:tcPr>
-            <w:tcW w:w="211" w:type="dxa"/>
-            <w:tcBorders/>
+            <w:tcW w:w="244" w:type="dxa"/>
+            <w:tcBorders>
+              <w:left w:val="single" w:sz="6" w:space="0" w:color="BFC7D5"/>
+              <w:bottom w:val="single" w:sz="2" w:space="0" w:color="BFC7D5"/>
+              <w:right w:val="single" w:sz="6" w:space="0" w:color="BFC7D5"/>
+            </w:tcBorders>
             <w:vAlign w:val="center"/>
           </w:tcPr>
           <w:p>
@@ -2762,8 +3250,12 @@
         </w:tc>
         <w:tc>
           <w:tcPr>
-            <w:tcW w:w="2656" w:type="dxa"/>
-            <w:tcBorders/>
+            <w:tcW w:w="2660" w:type="dxa"/>
+            <w:tcBorders>
+              <w:left w:val="single" w:sz="2" w:space="0" w:color="BFC7D5"/>
+              <w:bottom w:val="single" w:sz="2" w:space="0" w:color="BFC7D5"/>
+              <w:right w:val="single" w:sz="6" w:space="0" w:color="BFC7D5"/>
+            </w:tcBorders>
             <w:vAlign w:val="center"/>
           </w:tcPr>
           <w:p>
@@ -2782,8 +3274,12 @@
         </w:tc>
         <w:tc>
           <w:tcPr>
-            <w:tcW w:w="2398" w:type="dxa"/>
-            <w:tcBorders/>
+            <w:tcW w:w="2411" w:type="dxa"/>
+            <w:tcBorders>
+              <w:left w:val="single" w:sz="2" w:space="0" w:color="BFC7D5"/>
+              <w:bottom w:val="single" w:sz="2" w:space="0" w:color="BFC7D5"/>
+              <w:right w:val="single" w:sz="6" w:space="0" w:color="BFC7D5"/>
+            </w:tcBorders>
             <w:vAlign w:val="center"/>
           </w:tcPr>
           <w:p>
@@ -2802,8 +3298,12 @@
         </w:tc>
         <w:tc>
           <w:tcPr>
-            <w:tcW w:w="2485" w:type="dxa"/>
-            <w:tcBorders/>
+            <w:tcW w:w="2488" w:type="dxa"/>
+            <w:tcBorders>
+              <w:left w:val="single" w:sz="2" w:space="0" w:color="BFC7D5"/>
+              <w:bottom w:val="single" w:sz="2" w:space="0" w:color="BFC7D5"/>
+              <w:right w:val="single" w:sz="6" w:space="0" w:color="BFC7D5"/>
+            </w:tcBorders>
             <w:vAlign w:val="center"/>
           </w:tcPr>
           <w:p>
@@ -2826,8 +3326,12 @@
         </w:tc>
         <w:tc>
           <w:tcPr>
-            <w:tcW w:w="3589" w:type="dxa"/>
-            <w:tcBorders/>
+            <w:tcW w:w="3536" w:type="dxa"/>
+            <w:tcBorders>
+              <w:left w:val="single" w:sz="2" w:space="0" w:color="BFC7D5"/>
+              <w:bottom w:val="single" w:sz="2" w:space="0" w:color="BFC7D5"/>
+              <w:right w:val="single" w:sz="6" w:space="0" w:color="BFC7D5"/>
+            </w:tcBorders>
             <w:vAlign w:val="center"/>
           </w:tcPr>
           <w:p>
@@ -2849,8 +3353,12 @@
         <w:trPr/>
         <w:tc>
           <w:tcPr>
-            <w:tcW w:w="211" w:type="dxa"/>
-            <w:tcBorders/>
+            <w:tcW w:w="244" w:type="dxa"/>
+            <w:tcBorders>
+              <w:left w:val="single" w:sz="6" w:space="0" w:color="BFC7D5"/>
+              <w:bottom w:val="single" w:sz="2" w:space="0" w:color="BFC7D5"/>
+              <w:right w:val="single" w:sz="6" w:space="0" w:color="BFC7D5"/>
+            </w:tcBorders>
             <w:vAlign w:val="center"/>
           </w:tcPr>
           <w:p>
@@ -2869,8 +3377,12 @@
         </w:tc>
         <w:tc>
           <w:tcPr>
-            <w:tcW w:w="2656" w:type="dxa"/>
-            <w:tcBorders/>
+            <w:tcW w:w="2660" w:type="dxa"/>
+            <w:tcBorders>
+              <w:left w:val="single" w:sz="2" w:space="0" w:color="BFC7D5"/>
+              <w:bottom w:val="single" w:sz="2" w:space="0" w:color="BFC7D5"/>
+              <w:right w:val="single" w:sz="6" w:space="0" w:color="BFC7D5"/>
+            </w:tcBorders>
             <w:vAlign w:val="center"/>
           </w:tcPr>
           <w:p>
@@ -2889,8 +3401,12 @@
         </w:tc>
         <w:tc>
           <w:tcPr>
-            <w:tcW w:w="2398" w:type="dxa"/>
-            <w:tcBorders/>
+            <w:tcW w:w="2411" w:type="dxa"/>
+            <w:tcBorders>
+              <w:left w:val="single" w:sz="2" w:space="0" w:color="BFC7D5"/>
+              <w:bottom w:val="single" w:sz="2" w:space="0" w:color="BFC7D5"/>
+              <w:right w:val="single" w:sz="6" w:space="0" w:color="BFC7D5"/>
+            </w:tcBorders>
             <w:vAlign w:val="center"/>
           </w:tcPr>
           <w:p>
@@ -2909,8 +3425,12 @@
         </w:tc>
         <w:tc>
           <w:tcPr>
-            <w:tcW w:w="2485" w:type="dxa"/>
-            <w:tcBorders/>
+            <w:tcW w:w="2488" w:type="dxa"/>
+            <w:tcBorders>
+              <w:left w:val="single" w:sz="2" w:space="0" w:color="BFC7D5"/>
+              <w:bottom w:val="single" w:sz="2" w:space="0" w:color="BFC7D5"/>
+              <w:right w:val="single" w:sz="6" w:space="0" w:color="BFC7D5"/>
+            </w:tcBorders>
             <w:vAlign w:val="center"/>
           </w:tcPr>
           <w:p>
@@ -2933,8 +3453,12 @@
         </w:tc>
         <w:tc>
           <w:tcPr>
-            <w:tcW w:w="3589" w:type="dxa"/>
-            <w:tcBorders/>
+            <w:tcW w:w="3536" w:type="dxa"/>
+            <w:tcBorders>
+              <w:left w:val="single" w:sz="2" w:space="0" w:color="BFC7D5"/>
+              <w:bottom w:val="single" w:sz="2" w:space="0" w:color="BFC7D5"/>
+              <w:right w:val="single" w:sz="6" w:space="0" w:color="BFC7D5"/>
+            </w:tcBorders>
             <w:vAlign w:val="center"/>
           </w:tcPr>
           <w:p>
@@ -2956,8 +3480,12 @@
         <w:trPr/>
         <w:tc>
           <w:tcPr>
-            <w:tcW w:w="211" w:type="dxa"/>
-            <w:tcBorders/>
+            <w:tcW w:w="244" w:type="dxa"/>
+            <w:tcBorders>
+              <w:left w:val="single" w:sz="6" w:space="0" w:color="BFC7D5"/>
+              <w:bottom w:val="single" w:sz="6" w:space="0" w:color="BFC7D5"/>
+              <w:right w:val="single" w:sz="6" w:space="0" w:color="BFC7D5"/>
+            </w:tcBorders>
             <w:vAlign w:val="center"/>
           </w:tcPr>
           <w:p>
@@ -2976,8 +3504,12 @@
         </w:tc>
         <w:tc>
           <w:tcPr>
-            <w:tcW w:w="2656" w:type="dxa"/>
-            <w:tcBorders/>
+            <w:tcW w:w="2660" w:type="dxa"/>
+            <w:tcBorders>
+              <w:left w:val="single" w:sz="2" w:space="0" w:color="BFC7D5"/>
+              <w:bottom w:val="single" w:sz="6" w:space="0" w:color="BFC7D5"/>
+              <w:right w:val="single" w:sz="6" w:space="0" w:color="BFC7D5"/>
+            </w:tcBorders>
             <w:vAlign w:val="center"/>
           </w:tcPr>
           <w:p>
@@ -2996,8 +3528,12 @@
         </w:tc>
         <w:tc>
           <w:tcPr>
-            <w:tcW w:w="2398" w:type="dxa"/>
-            <w:tcBorders/>
+            <w:tcW w:w="2411" w:type="dxa"/>
+            <w:tcBorders>
+              <w:left w:val="single" w:sz="2" w:space="0" w:color="BFC7D5"/>
+              <w:bottom w:val="single" w:sz="6" w:space="0" w:color="BFC7D5"/>
+              <w:right w:val="single" w:sz="6" w:space="0" w:color="BFC7D5"/>
+            </w:tcBorders>
             <w:vAlign w:val="center"/>
           </w:tcPr>
           <w:p>
@@ -3016,8 +3552,12 @@
         </w:tc>
         <w:tc>
           <w:tcPr>
-            <w:tcW w:w="2485" w:type="dxa"/>
-            <w:tcBorders/>
+            <w:tcW w:w="2488" w:type="dxa"/>
+            <w:tcBorders>
+              <w:left w:val="single" w:sz="2" w:space="0" w:color="BFC7D5"/>
+              <w:bottom w:val="single" w:sz="6" w:space="0" w:color="BFC7D5"/>
+              <w:right w:val="single" w:sz="6" w:space="0" w:color="BFC7D5"/>
+            </w:tcBorders>
             <w:vAlign w:val="center"/>
           </w:tcPr>
           <w:p>
@@ -3040,8 +3580,12 @@
         </w:tc>
         <w:tc>
           <w:tcPr>
-            <w:tcW w:w="3589" w:type="dxa"/>
-            <w:tcBorders/>
+            <w:tcW w:w="3536" w:type="dxa"/>
+            <w:tcBorders>
+              <w:left w:val="single" w:sz="2" w:space="0" w:color="BFC7D5"/>
+              <w:bottom w:val="single" w:sz="6" w:space="0" w:color="BFC7D5"/>
+              <w:right w:val="single" w:sz="6" w:space="0" w:color="BFC7D5"/>
+            </w:tcBorders>
             <w:vAlign w:val="center"/>
           </w:tcPr>
           <w:p>
@@ -3142,23 +3686,23 @@
     </w:p>
     <w:tbl>
       <w:tblPr>
-        <w:tblW w:w="11339" w:type="dxa"/>
+        <w:tblW w:w="5000" w:type="pct"/>
         <w:jc w:val="left"/>
-        <w:tblInd w:w="0" w:type="dxa"/>
+        <w:tblInd w:w="-7" w:type="dxa"/>
         <w:tblLayout w:type="fixed"/>
         <w:tblCellMar>
-          <w:top w:w="28" w:type="dxa"/>
-          <w:left w:w="28" w:type="dxa"/>
-          <w:bottom w:w="28" w:type="dxa"/>
-          <w:right w:w="28" w:type="dxa"/>
+          <w:top w:w="60" w:type="dxa"/>
+          <w:left w:w="60" w:type="dxa"/>
+          <w:bottom w:w="60" w:type="dxa"/>
+          <w:right w:w="60" w:type="dxa"/>
         </w:tblCellMar>
       </w:tblPr>
       <w:tblGrid>
-        <w:gridCol w:w="211"/>
-        <w:gridCol w:w="6114"/>
-        <w:gridCol w:w="1396"/>
-        <w:gridCol w:w="2031"/>
-        <w:gridCol w:w="1587"/>
+        <w:gridCol w:w="244"/>
+        <w:gridCol w:w="3861"/>
+        <w:gridCol w:w="1314"/>
+        <w:gridCol w:w="4157"/>
+        <w:gridCol w:w="1763"/>
       </w:tblGrid>
       <w:tr>
         <w:trPr>
@@ -3166,120 +3710,161 @@
         </w:trPr>
         <w:tc>
           <w:tcPr>
-            <w:tcW w:w="211" w:type="dxa"/>
-            <w:tcBorders/>
+            <w:tcW w:w="244" w:type="dxa"/>
+            <w:tcBorders>
+              <w:top w:val="single" w:sz="6" w:space="0" w:color="BFC7D5"/>
+              <w:left w:val="single" w:sz="6" w:space="0" w:color="BFC7D5"/>
+              <w:bottom w:val="single" w:sz="2" w:space="0" w:color="BFC7D5"/>
+              <w:right w:val="single" w:sz="6" w:space="0" w:color="BFC7D5"/>
+            </w:tcBorders>
+            <w:shd w:fill="1F3A5F" w:val="clear"/>
             <w:vAlign w:val="center"/>
           </w:tcPr>
           <w:p>
             <w:pPr>
               <w:pStyle w:val="TableHeading"/>
-              <w:suppressLineNumbers/>
-              <w:shd w:fill="1F3A5F" w:val="clear"/>
-              <w:bidi w:val="0"/>
-              <w:spacing w:before="0" w:after="283"/>
-              <w:jc w:val="center"/>
-              <w:rPr/>
-            </w:pPr>
-            <w:r>
-              <w:rPr/>
+              <w:bidi w:val="0"/>
+              <w:spacing w:before="0" w:after="283"/>
+              <w:jc w:val="left"/>
+              <w:rPr>
+                <w:color w:val="FFFFFF"/>
+              </w:rPr>
+            </w:pPr>
+            <w:r>
+              <w:rPr>
+                <w:color w:val="FFFFFF"/>
+              </w:rPr>
               <w:t>#</w:t>
             </w:r>
           </w:p>
         </w:tc>
         <w:tc>
           <w:tcPr>
-            <w:tcW w:w="6114" w:type="dxa"/>
-            <w:tcBorders/>
+            <w:tcW w:w="3861" w:type="dxa"/>
+            <w:tcBorders>
+              <w:top w:val="single" w:sz="6" w:space="0" w:color="BFC7D5"/>
+              <w:left w:val="single" w:sz="2" w:space="0" w:color="BFC7D5"/>
+              <w:bottom w:val="single" w:sz="2" w:space="0" w:color="BFC7D5"/>
+              <w:right w:val="single" w:sz="6" w:space="0" w:color="BFC7D5"/>
+            </w:tcBorders>
+            <w:shd w:fill="1F3A5F" w:val="clear"/>
             <w:vAlign w:val="center"/>
           </w:tcPr>
           <w:p>
             <w:pPr>
               <w:pStyle w:val="TableHeading"/>
-              <w:suppressLineNumbers/>
-              <w:shd w:fill="1F3A5F" w:val="clear"/>
-              <w:bidi w:val="0"/>
-              <w:spacing w:before="0" w:after="283"/>
-              <w:jc w:val="center"/>
-              <w:rPr/>
-            </w:pPr>
-            <w:r>
-              <w:rPr/>
+              <w:bidi w:val="0"/>
+              <w:spacing w:before="0" w:after="283"/>
+              <w:jc w:val="left"/>
+              <w:rPr>
+                <w:color w:val="FFFFFF"/>
+              </w:rPr>
+            </w:pPr>
+            <w:r>
+              <w:rPr>
+                <w:color w:val="FFFFFF"/>
+              </w:rPr>
               <w:t>Issue</w:t>
             </w:r>
           </w:p>
         </w:tc>
         <w:tc>
           <w:tcPr>
-            <w:tcW w:w="1396" w:type="dxa"/>
-            <w:tcBorders/>
+            <w:tcW w:w="1314" w:type="dxa"/>
+            <w:tcBorders>
+              <w:top w:val="single" w:sz="6" w:space="0" w:color="BFC7D5"/>
+              <w:left w:val="single" w:sz="2" w:space="0" w:color="BFC7D5"/>
+              <w:bottom w:val="single" w:sz="2" w:space="0" w:color="BFC7D5"/>
+              <w:right w:val="single" w:sz="6" w:space="0" w:color="BFC7D5"/>
+            </w:tcBorders>
+            <w:shd w:fill="1F3A5F" w:val="clear"/>
             <w:vAlign w:val="center"/>
           </w:tcPr>
           <w:p>
             <w:pPr>
               <w:pStyle w:val="TableHeading"/>
-              <w:suppressLineNumbers/>
-              <w:shd w:fill="1F3A5F" w:val="clear"/>
-              <w:bidi w:val="0"/>
-              <w:spacing w:before="0" w:after="283"/>
-              <w:jc w:val="center"/>
-              <w:rPr/>
-            </w:pPr>
-            <w:r>
-              <w:rPr/>
+              <w:bidi w:val="0"/>
+              <w:spacing w:before="0" w:after="283"/>
+              <w:jc w:val="left"/>
+              <w:rPr/>
+            </w:pPr>
+            <w:r>
+              <w:rPr>
+                <w:color w:val="FFFFFF"/>
+              </w:rPr>
               <w:t>NC ref (</w:t>
             </w:r>
             <w:r>
               <w:rPr>
                 <w:rStyle w:val="SourceText"/>
+                <w:color w:val="FFFFFF"/>
               </w:rPr>
               <w:t>FRM-05</w:t>
             </w:r>
             <w:r>
-              <w:rPr/>
+              <w:rPr>
+                <w:color w:val="FFFFFF"/>
+              </w:rPr>
               <w:t>)</w:t>
             </w:r>
           </w:p>
         </w:tc>
         <w:tc>
           <w:tcPr>
-            <w:tcW w:w="2031" w:type="dxa"/>
-            <w:tcBorders/>
+            <w:tcW w:w="4157" w:type="dxa"/>
+            <w:tcBorders>
+              <w:top w:val="single" w:sz="6" w:space="0" w:color="BFC7D5"/>
+              <w:left w:val="single" w:sz="2" w:space="0" w:color="BFC7D5"/>
+              <w:bottom w:val="single" w:sz="2" w:space="0" w:color="BFC7D5"/>
+              <w:right w:val="single" w:sz="6" w:space="0" w:color="BFC7D5"/>
+            </w:tcBorders>
+            <w:shd w:fill="1F3A5F" w:val="clear"/>
             <w:vAlign w:val="center"/>
           </w:tcPr>
           <w:p>
             <w:pPr>
               <w:pStyle w:val="TableHeading"/>
-              <w:suppressLineNumbers/>
-              <w:shd w:fill="1F3A5F" w:val="clear"/>
-              <w:bidi w:val="0"/>
-              <w:spacing w:before="0" w:after="283"/>
-              <w:jc w:val="center"/>
-              <w:rPr/>
-            </w:pPr>
-            <w:r>
-              <w:rPr/>
+              <w:bidi w:val="0"/>
+              <w:spacing w:before="0" w:after="283"/>
+              <w:jc w:val="left"/>
+              <w:rPr>
+                <w:color w:val="FFFFFF"/>
+              </w:rPr>
+            </w:pPr>
+            <w:r>
+              <w:rPr>
+                <w:color w:val="FFFFFF"/>
+              </w:rPr>
               <w:t>Why acceptable</w:t>
             </w:r>
           </w:p>
         </w:tc>
         <w:tc>
           <w:tcPr>
-            <w:tcW w:w="1587" w:type="dxa"/>
-            <w:tcBorders/>
+            <w:tcW w:w="1763" w:type="dxa"/>
+            <w:tcBorders>
+              <w:top w:val="single" w:sz="6" w:space="0" w:color="BFC7D5"/>
+              <w:left w:val="single" w:sz="2" w:space="0" w:color="BFC7D5"/>
+              <w:bottom w:val="single" w:sz="2" w:space="0" w:color="BFC7D5"/>
+              <w:right w:val="single" w:sz="6" w:space="0" w:color="BFC7D5"/>
+            </w:tcBorders>
+            <w:shd w:fill="1F3A5F" w:val="clear"/>
             <w:vAlign w:val="center"/>
           </w:tcPr>
           <w:p>
             <w:pPr>
               <w:pStyle w:val="TableHeading"/>
-              <w:suppressLineNumbers/>
-              <w:shd w:fill="1F3A5F" w:val="clear"/>
-              <w:bidi w:val="0"/>
-              <w:spacing w:before="0" w:after="283"/>
-              <w:jc w:val="center"/>
-              <w:rPr/>
-            </w:pPr>
-            <w:r>
-              <w:rPr/>
+              <w:bidi w:val="0"/>
+              <w:spacing w:before="0" w:after="283"/>
+              <w:jc w:val="left"/>
+              <w:rPr>
+                <w:color w:val="FFFFFF"/>
+              </w:rPr>
+            </w:pPr>
+            <w:r>
+              <w:rPr>
+                <w:color w:val="FFFFFF"/>
+              </w:rPr>
               <w:t>Accepted by (role)</w:t>
             </w:r>
           </w:p>
@@ -3289,8 +3874,12 @@
         <w:trPr/>
         <w:tc>
           <w:tcPr>
-            <w:tcW w:w="211" w:type="dxa"/>
-            <w:tcBorders/>
+            <w:tcW w:w="244" w:type="dxa"/>
+            <w:tcBorders>
+              <w:left w:val="single" w:sz="6" w:space="0" w:color="BFC7D5"/>
+              <w:bottom w:val="single" w:sz="2" w:space="0" w:color="BFC7D5"/>
+              <w:right w:val="single" w:sz="6" w:space="0" w:color="BFC7D5"/>
+            </w:tcBorders>
             <w:vAlign w:val="center"/>
           </w:tcPr>
           <w:p>
@@ -3309,8 +3898,12 @@
         </w:tc>
         <w:tc>
           <w:tcPr>
-            <w:tcW w:w="6114" w:type="dxa"/>
-            <w:tcBorders/>
+            <w:tcW w:w="3861" w:type="dxa"/>
+            <w:tcBorders>
+              <w:left w:val="single" w:sz="2" w:space="0" w:color="BFC7D5"/>
+              <w:bottom w:val="single" w:sz="2" w:space="0" w:color="BFC7D5"/>
+              <w:right w:val="single" w:sz="6" w:space="0" w:color="BFC7D5"/>
+            </w:tcBorders>
             <w:vAlign w:val="center"/>
           </w:tcPr>
           <w:p>
@@ -3329,8 +3922,12 @@
         </w:tc>
         <w:tc>
           <w:tcPr>
-            <w:tcW w:w="1396" w:type="dxa"/>
-            <w:tcBorders/>
+            <w:tcW w:w="1314" w:type="dxa"/>
+            <w:tcBorders>
+              <w:left w:val="single" w:sz="2" w:space="0" w:color="BFC7D5"/>
+              <w:bottom w:val="single" w:sz="2" w:space="0" w:color="BFC7D5"/>
+              <w:right w:val="single" w:sz="6" w:space="0" w:color="BFC7D5"/>
+            </w:tcBorders>
             <w:vAlign w:val="center"/>
           </w:tcPr>
           <w:p>
@@ -3349,45 +3946,49 @@
         </w:tc>
         <w:tc>
           <w:tcPr>
-            <w:tcW w:w="2031" w:type="dxa"/>
-            <w:tcBorders/>
-            <w:vAlign w:val="center"/>
-          </w:tcPr>
-          <w:p>
-            <w:pPr>
-              <w:pStyle w:val="TableContents"/>
-              <w:bidi w:val="0"/>
-              <w:spacing w:before="0" w:after="283"/>
-              <w:jc w:val="left"/>
-              <w:rPr/>
-            </w:pPr>
-            <w:r>
-              <w:rPr>
-                <w:rStyle w:val="SourceText"/>
-              </w:rPr>
-              <w:t>____________________</w:t>
-            </w:r>
-          </w:p>
-        </w:tc>
-        <w:tc>
-          <w:tcPr>
-            <w:tcW w:w="1587" w:type="dxa"/>
-            <w:tcBorders/>
-            <w:vAlign w:val="center"/>
-          </w:tcPr>
-          <w:p>
-            <w:pPr>
-              <w:pStyle w:val="TableContents"/>
-              <w:bidi w:val="0"/>
-              <w:spacing w:before="0" w:after="283"/>
-              <w:jc w:val="left"/>
-              <w:rPr/>
-            </w:pPr>
-            <w:r>
-              <w:rPr>
-                <w:rStyle w:val="SourceText"/>
-              </w:rPr>
-              <w:t>____________</w:t>
+            <w:tcW w:w="4157" w:type="dxa"/>
+            <w:tcBorders>
+              <w:left w:val="single" w:sz="2" w:space="0" w:color="BFC7D5"/>
+              <w:bottom w:val="single" w:sz="2" w:space="0" w:color="BFC7D5"/>
+              <w:right w:val="single" w:sz="6" w:space="0" w:color="BFC7D5"/>
+            </w:tcBorders>
+            <w:vAlign w:val="center"/>
+          </w:tcPr>
+          <w:p>
+            <w:pPr>
+              <w:pStyle w:val="TableContents"/>
+              <w:bidi w:val="0"/>
+              <w:spacing w:before="0" w:after="283"/>
+              <w:jc w:val="left"/>
+              <w:rPr/>
+            </w:pPr>
+            <w:r>
+              <w:rPr/>
+              <w:t>Internal measurement capability only; no customer impact; corpus restoration tracked (A-17-05)</w:t>
+            </w:r>
+          </w:p>
+        </w:tc>
+        <w:tc>
+          <w:tcPr>
+            <w:tcW w:w="1763" w:type="dxa"/>
+            <w:tcBorders>
+              <w:left w:val="single" w:sz="2" w:space="0" w:color="BFC7D5"/>
+              <w:bottom w:val="single" w:sz="2" w:space="0" w:color="BFC7D5"/>
+              <w:right w:val="single" w:sz="6" w:space="0" w:color="BFC7D5"/>
+            </w:tcBorders>
+            <w:vAlign w:val="center"/>
+          </w:tcPr>
+          <w:p>
+            <w:pPr>
+              <w:pStyle w:val="TableContents"/>
+              <w:bidi w:val="0"/>
+              <w:spacing w:before="0" w:after="283"/>
+              <w:jc w:val="left"/>
+              <w:rPr/>
+            </w:pPr>
+            <w:r>
+              <w:rPr/>
+              <w:t>Managing Director (Anita Johan)</w:t>
             </w:r>
           </w:p>
         </w:tc>
@@ -3396,8 +3997,12 @@
         <w:trPr/>
         <w:tc>
           <w:tcPr>
-            <w:tcW w:w="211" w:type="dxa"/>
-            <w:tcBorders/>
+            <w:tcW w:w="244" w:type="dxa"/>
+            <w:tcBorders>
+              <w:left w:val="single" w:sz="6" w:space="0" w:color="BFC7D5"/>
+              <w:bottom w:val="single" w:sz="2" w:space="0" w:color="BFC7D5"/>
+              <w:right w:val="single" w:sz="6" w:space="0" w:color="BFC7D5"/>
+            </w:tcBorders>
             <w:vAlign w:val="center"/>
           </w:tcPr>
           <w:p>
@@ -3416,8 +4021,12 @@
         </w:tc>
         <w:tc>
           <w:tcPr>
-            <w:tcW w:w="6114" w:type="dxa"/>
-            <w:tcBorders/>
+            <w:tcW w:w="3861" w:type="dxa"/>
+            <w:tcBorders>
+              <w:left w:val="single" w:sz="2" w:space="0" w:color="BFC7D5"/>
+              <w:bottom w:val="single" w:sz="2" w:space="0" w:color="BFC7D5"/>
+              <w:right w:val="single" w:sz="6" w:space="0" w:color="BFC7D5"/>
+            </w:tcBorders>
             <w:vAlign w:val="center"/>
           </w:tcPr>
           <w:p>
@@ -3436,8 +4045,12 @@
         </w:tc>
         <w:tc>
           <w:tcPr>
-            <w:tcW w:w="1396" w:type="dxa"/>
-            <w:tcBorders/>
+            <w:tcW w:w="1314" w:type="dxa"/>
+            <w:tcBorders>
+              <w:left w:val="single" w:sz="2" w:space="0" w:color="BFC7D5"/>
+              <w:bottom w:val="single" w:sz="2" w:space="0" w:color="BFC7D5"/>
+              <w:right w:val="single" w:sz="6" w:space="0" w:color="BFC7D5"/>
+            </w:tcBorders>
             <w:vAlign w:val="center"/>
           </w:tcPr>
           <w:p>
@@ -3456,45 +4069,49 @@
         </w:tc>
         <w:tc>
           <w:tcPr>
-            <w:tcW w:w="2031" w:type="dxa"/>
-            <w:tcBorders/>
-            <w:vAlign w:val="center"/>
-          </w:tcPr>
-          <w:p>
-            <w:pPr>
-              <w:pStyle w:val="TableContents"/>
-              <w:bidi w:val="0"/>
-              <w:spacing w:before="0" w:after="283"/>
-              <w:jc w:val="left"/>
-              <w:rPr/>
-            </w:pPr>
-            <w:r>
-              <w:rPr>
-                <w:rStyle w:val="SourceText"/>
-              </w:rPr>
-              <w:t>____________________</w:t>
-            </w:r>
-          </w:p>
-        </w:tc>
-        <w:tc>
-          <w:tcPr>
-            <w:tcW w:w="1587" w:type="dxa"/>
-            <w:tcBorders/>
-            <w:vAlign w:val="center"/>
-          </w:tcPr>
-          <w:p>
-            <w:pPr>
-              <w:pStyle w:val="TableContents"/>
-              <w:bidi w:val="0"/>
-              <w:spacing w:before="0" w:after="283"/>
-              <w:jc w:val="left"/>
-              <w:rPr/>
-            </w:pPr>
-            <w:r>
-              <w:rPr>
-                <w:rStyle w:val="SourceText"/>
-              </w:rPr>
-              <w:t>____________</w:t>
+            <w:tcW w:w="4157" w:type="dxa"/>
+            <w:tcBorders>
+              <w:left w:val="single" w:sz="2" w:space="0" w:color="BFC7D5"/>
+              <w:bottom w:val="single" w:sz="2" w:space="0" w:color="BFC7D5"/>
+              <w:right w:val="single" w:sz="6" w:space="0" w:color="BFC7D5"/>
+            </w:tcBorders>
+            <w:vAlign w:val="center"/>
+          </w:tcPr>
+          <w:p>
+            <w:pPr>
+              <w:pStyle w:val="TableContents"/>
+              <w:bidi w:val="0"/>
+              <w:spacing w:before="0" w:after="283"/>
+              <w:jc w:val="left"/>
+              <w:rPr/>
+            </w:pPr>
+            <w:r>
+              <w:rPr/>
+              <w:t>Corrected (embeddings on CPU); real healthcheck added; GPU-sharing decision pending</w:t>
+            </w:r>
+          </w:p>
+        </w:tc>
+        <w:tc>
+          <w:tcPr>
+            <w:tcW w:w="1763" w:type="dxa"/>
+            <w:tcBorders>
+              <w:left w:val="single" w:sz="2" w:space="0" w:color="BFC7D5"/>
+              <w:bottom w:val="single" w:sz="2" w:space="0" w:color="BFC7D5"/>
+              <w:right w:val="single" w:sz="6" w:space="0" w:color="BFC7D5"/>
+            </w:tcBorders>
+            <w:vAlign w:val="center"/>
+          </w:tcPr>
+          <w:p>
+            <w:pPr>
+              <w:pStyle w:val="TableContents"/>
+              <w:bidi w:val="0"/>
+              <w:spacing w:before="0" w:after="283"/>
+              <w:jc w:val="left"/>
+              <w:rPr/>
+            </w:pPr>
+            <w:r>
+              <w:rPr/>
+              <w:t>Managing Director (Anita Johan)</w:t>
             </w:r>
           </w:p>
         </w:tc>
@@ -3503,8 +4120,12 @@
         <w:trPr/>
         <w:tc>
           <w:tcPr>
-            <w:tcW w:w="211" w:type="dxa"/>
-            <w:tcBorders/>
+            <w:tcW w:w="244" w:type="dxa"/>
+            <w:tcBorders>
+              <w:left w:val="single" w:sz="6" w:space="0" w:color="BFC7D5"/>
+              <w:bottom w:val="single" w:sz="6" w:space="0" w:color="BFC7D5"/>
+              <w:right w:val="single" w:sz="6" w:space="0" w:color="BFC7D5"/>
+            </w:tcBorders>
             <w:vAlign w:val="center"/>
           </w:tcPr>
           <w:p>
@@ -3523,8 +4144,12 @@
         </w:tc>
         <w:tc>
           <w:tcPr>
-            <w:tcW w:w="6114" w:type="dxa"/>
-            <w:tcBorders/>
+            <w:tcW w:w="3861" w:type="dxa"/>
+            <w:tcBorders>
+              <w:left w:val="single" w:sz="2" w:space="0" w:color="BFC7D5"/>
+              <w:bottom w:val="single" w:sz="6" w:space="0" w:color="BFC7D5"/>
+              <w:right w:val="single" w:sz="6" w:space="0" w:color="BFC7D5"/>
+            </w:tcBorders>
             <w:vAlign w:val="center"/>
           </w:tcPr>
           <w:p>
@@ -3543,8 +4168,12 @@
         </w:tc>
         <w:tc>
           <w:tcPr>
-            <w:tcW w:w="1396" w:type="dxa"/>
-            <w:tcBorders/>
+            <w:tcW w:w="1314" w:type="dxa"/>
+            <w:tcBorders>
+              <w:left w:val="single" w:sz="2" w:space="0" w:color="BFC7D5"/>
+              <w:bottom w:val="single" w:sz="6" w:space="0" w:color="BFC7D5"/>
+              <w:right w:val="single" w:sz="6" w:space="0" w:color="BFC7D5"/>
+            </w:tcBorders>
             <w:vAlign w:val="center"/>
           </w:tcPr>
           <w:p>
@@ -3563,45 +4192,49 @@
         </w:tc>
         <w:tc>
           <w:tcPr>
-            <w:tcW w:w="2031" w:type="dxa"/>
-            <w:tcBorders/>
-            <w:vAlign w:val="center"/>
-          </w:tcPr>
-          <w:p>
-            <w:pPr>
-              <w:pStyle w:val="TableContents"/>
-              <w:bidi w:val="0"/>
-              <w:spacing w:before="0" w:after="283"/>
-              <w:jc w:val="left"/>
-              <w:rPr/>
-            </w:pPr>
-            <w:r>
-              <w:rPr>
-                <w:rStyle w:val="SourceText"/>
-              </w:rPr>
-              <w:t>____________________</w:t>
-            </w:r>
-          </w:p>
-        </w:tc>
-        <w:tc>
-          <w:tcPr>
-            <w:tcW w:w="1587" w:type="dxa"/>
-            <w:tcBorders/>
-            <w:vAlign w:val="center"/>
-          </w:tcPr>
-          <w:p>
-            <w:pPr>
-              <w:pStyle w:val="TableContents"/>
-              <w:bidi w:val="0"/>
-              <w:spacing w:before="0" w:after="283"/>
-              <w:jc w:val="left"/>
-              <w:rPr/>
-            </w:pPr>
-            <w:r>
-              <w:rPr>
-                <w:rStyle w:val="SourceText"/>
-              </w:rPr>
-              <w:t>____________</w:t>
+            <w:tcW w:w="4157" w:type="dxa"/>
+            <w:tcBorders>
+              <w:left w:val="single" w:sz="2" w:space="0" w:color="BFC7D5"/>
+              <w:bottom w:val="single" w:sz="6" w:space="0" w:color="BFC7D5"/>
+              <w:right w:val="single" w:sz="6" w:space="0" w:color="BFC7D5"/>
+            </w:tcBorders>
+            <w:vAlign w:val="center"/>
+          </w:tcPr>
+          <w:p>
+            <w:pPr>
+              <w:pStyle w:val="TableContents"/>
+              <w:bidi w:val="0"/>
+              <w:spacing w:before="0" w:after="283"/>
+              <w:jc w:val="left"/>
+              <w:rPr/>
+            </w:pPr>
+            <w:r>
+              <w:rPr/>
+              <w:t>Live transcription covered by unit tests; manual end-to-end test scheduled</w:t>
+            </w:r>
+          </w:p>
+        </w:tc>
+        <w:tc>
+          <w:tcPr>
+            <w:tcW w:w="1763" w:type="dxa"/>
+            <w:tcBorders>
+              <w:left w:val="single" w:sz="2" w:space="0" w:color="BFC7D5"/>
+              <w:bottom w:val="single" w:sz="6" w:space="0" w:color="BFC7D5"/>
+              <w:right w:val="single" w:sz="6" w:space="0" w:color="BFC7D5"/>
+            </w:tcBorders>
+            <w:vAlign w:val="center"/>
+          </w:tcPr>
+          <w:p>
+            <w:pPr>
+              <w:pStyle w:val="TableContents"/>
+              <w:bidi w:val="0"/>
+              <w:spacing w:before="0" w:after="283"/>
+              <w:jc w:val="left"/>
+              <w:rPr/>
+            </w:pPr>
+            <w:r>
+              <w:rPr/>
+              <w:t>Managing Director (Anita Johan)</w:t>
             </w:r>
           </w:p>
         </w:tc>
@@ -3621,20 +4254,20 @@
     </w:p>
     <w:tbl>
       <w:tblPr>
-        <w:tblW w:w="9392" w:type="dxa"/>
+        <w:tblW w:w="5000" w:type="pct"/>
         <w:jc w:val="left"/>
-        <w:tblInd w:w="0" w:type="dxa"/>
+        <w:tblInd w:w="-7" w:type="dxa"/>
         <w:tblLayout w:type="fixed"/>
         <w:tblCellMar>
-          <w:top w:w="28" w:type="dxa"/>
-          <w:left w:w="28" w:type="dxa"/>
-          <w:bottom w:w="28" w:type="dxa"/>
-          <w:right w:w="28" w:type="dxa"/>
+          <w:top w:w="60" w:type="dxa"/>
+          <w:left w:w="60" w:type="dxa"/>
+          <w:bottom w:w="60" w:type="dxa"/>
+          <w:right w:w="60" w:type="dxa"/>
         </w:tblCellMar>
       </w:tblPr>
       <w:tblGrid>
-        <w:gridCol w:w="4096"/>
-        <w:gridCol w:w="5296"/>
+        <w:gridCol w:w="4965"/>
+        <w:gridCol w:w="6373"/>
       </w:tblGrid>
       <w:tr>
         <w:trPr>
@@ -3642,44 +4275,60 @@
         </w:trPr>
         <w:tc>
           <w:tcPr>
-            <w:tcW w:w="4096" w:type="dxa"/>
-            <w:tcBorders/>
+            <w:tcW w:w="4965" w:type="dxa"/>
+            <w:tcBorders>
+              <w:top w:val="single" w:sz="6" w:space="0" w:color="BFC7D5"/>
+              <w:left w:val="single" w:sz="6" w:space="0" w:color="BFC7D5"/>
+              <w:bottom w:val="single" w:sz="2" w:space="0" w:color="BFC7D5"/>
+              <w:right w:val="single" w:sz="6" w:space="0" w:color="BFC7D5"/>
+            </w:tcBorders>
+            <w:shd w:fill="1F3A5F" w:val="clear"/>
             <w:vAlign w:val="center"/>
           </w:tcPr>
           <w:p>
             <w:pPr>
               <w:pStyle w:val="TableHeading"/>
-              <w:suppressLineNumbers/>
-              <w:shd w:fill="1F3A5F" w:val="clear"/>
-              <w:bidi w:val="0"/>
-              <w:spacing w:before="0" w:after="283"/>
-              <w:jc w:val="center"/>
-              <w:rPr/>
-            </w:pPr>
-            <w:r>
-              <w:rPr/>
+              <w:bidi w:val="0"/>
+              <w:spacing w:before="0" w:after="283"/>
+              <w:jc w:val="left"/>
+              <w:rPr>
+                <w:color w:val="FFFFFF"/>
+              </w:rPr>
+            </w:pPr>
+            <w:r>
+              <w:rPr>
+                <w:color w:val="FFFFFF"/>
+              </w:rPr>
               <w:t>Field</w:t>
             </w:r>
           </w:p>
         </w:tc>
         <w:tc>
           <w:tcPr>
-            <w:tcW w:w="5296" w:type="dxa"/>
-            <w:tcBorders/>
+            <w:tcW w:w="6373" w:type="dxa"/>
+            <w:tcBorders>
+              <w:top w:val="single" w:sz="6" w:space="0" w:color="BFC7D5"/>
+              <w:left w:val="single" w:sz="2" w:space="0" w:color="BFC7D5"/>
+              <w:bottom w:val="single" w:sz="2" w:space="0" w:color="BFC7D5"/>
+              <w:right w:val="single" w:sz="6" w:space="0" w:color="BFC7D5"/>
+            </w:tcBorders>
+            <w:shd w:fill="1F3A5F" w:val="clear"/>
             <w:vAlign w:val="center"/>
           </w:tcPr>
           <w:p>
             <w:pPr>
               <w:pStyle w:val="TableHeading"/>
-              <w:suppressLineNumbers/>
-              <w:shd w:fill="1F3A5F" w:val="clear"/>
-              <w:bidi w:val="0"/>
-              <w:spacing w:before="0" w:after="283"/>
-              <w:jc w:val="center"/>
-              <w:rPr/>
-            </w:pPr>
-            <w:r>
-              <w:rPr/>
+              <w:bidi w:val="0"/>
+              <w:spacing w:before="0" w:after="283"/>
+              <w:jc w:val="left"/>
+              <w:rPr>
+                <w:color w:val="FFFFFF"/>
+              </w:rPr>
+            </w:pPr>
+            <w:r>
+              <w:rPr>
+                <w:color w:val="FFFFFF"/>
+              </w:rPr>
               <w:t>Entry</w:t>
             </w:r>
           </w:p>
@@ -3689,8 +4338,12 @@
         <w:trPr/>
         <w:tc>
           <w:tcPr>
-            <w:tcW w:w="4096" w:type="dxa"/>
-            <w:tcBorders/>
+            <w:tcW w:w="4965" w:type="dxa"/>
+            <w:tcBorders>
+              <w:left w:val="single" w:sz="6" w:space="0" w:color="BFC7D5"/>
+              <w:bottom w:val="single" w:sz="2" w:space="0" w:color="BFC7D5"/>
+              <w:right w:val="single" w:sz="6" w:space="0" w:color="BFC7D5"/>
+            </w:tcBorders>
             <w:vAlign w:val="center"/>
           </w:tcPr>
           <w:p>
@@ -3709,21 +4362,25 @@
         </w:tc>
         <w:tc>
           <w:tcPr>
-            <w:tcW w:w="5296" w:type="dxa"/>
-            <w:tcBorders/>
-            <w:vAlign w:val="center"/>
-          </w:tcPr>
-          <w:p>
-            <w:pPr>
-              <w:pStyle w:val="TableContents"/>
-              <w:bidi w:val="0"/>
-              <w:spacing w:before="0" w:after="283"/>
-              <w:jc w:val="left"/>
-              <w:rPr/>
-            </w:pPr>
-            <w:r>
-              <w:rPr/>
-              <w:t xml:space="preserve">☐ </w:t>
+            <w:tcW w:w="6373" w:type="dxa"/>
+            <w:tcBorders>
+              <w:left w:val="single" w:sz="2" w:space="0" w:color="BFC7D5"/>
+              <w:bottom w:val="single" w:sz="2" w:space="0" w:color="BFC7D5"/>
+              <w:right w:val="single" w:sz="6" w:space="0" w:color="BFC7D5"/>
+            </w:tcBorders>
+            <w:vAlign w:val="center"/>
+          </w:tcPr>
+          <w:p>
+            <w:pPr>
+              <w:pStyle w:val="TableContents"/>
+              <w:bidi w:val="0"/>
+              <w:spacing w:before="0" w:after="283"/>
+              <w:jc w:val="left"/>
+              <w:rPr/>
+            </w:pPr>
+            <w:r>
+              <w:rPr/>
+              <w:t xml:space="preserve">☒ </w:t>
             </w:r>
             <w:r>
               <w:rPr/>
@@ -3736,8 +4393,12 @@
         <w:trPr/>
         <w:tc>
           <w:tcPr>
-            <w:tcW w:w="4096" w:type="dxa"/>
-            <w:tcBorders/>
+            <w:tcW w:w="4965" w:type="dxa"/>
+            <w:tcBorders>
+              <w:left w:val="single" w:sz="6" w:space="0" w:color="BFC7D5"/>
+              <w:bottom w:val="single" w:sz="2" w:space="0" w:color="BFC7D5"/>
+              <w:right w:val="single" w:sz="6" w:space="0" w:color="BFC7D5"/>
+            </w:tcBorders>
             <w:vAlign w:val="center"/>
           </w:tcPr>
           <w:p>
@@ -3756,8 +4417,12 @@
         </w:tc>
         <w:tc>
           <w:tcPr>
-            <w:tcW w:w="5296" w:type="dxa"/>
-            <w:tcBorders/>
+            <w:tcW w:w="6373" w:type="dxa"/>
+            <w:tcBorders>
+              <w:left w:val="single" w:sz="2" w:space="0" w:color="BFC7D5"/>
+              <w:bottom w:val="single" w:sz="2" w:space="0" w:color="BFC7D5"/>
+              <w:right w:val="single" w:sz="6" w:space="0" w:color="BFC7D5"/>
+            </w:tcBorders>
             <w:vAlign w:val="center"/>
           </w:tcPr>
           <w:p>
@@ -3774,7 +4439,7 @@
             </w:r>
             <w:r>
               <w:rPr/>
-              <w:t>Release ☐ Release with the exceptions in §4 ☐ Do not release</w:t>
+              <w:t>Release ☒ Release with the exceptions in §4 ☐ Do not release</w:t>
             </w:r>
           </w:p>
         </w:tc>
@@ -3783,8 +4448,12 @@
         <w:trPr/>
         <w:tc>
           <w:tcPr>
-            <w:tcW w:w="4096" w:type="dxa"/>
-            <w:tcBorders/>
+            <w:tcW w:w="4965" w:type="dxa"/>
+            <w:tcBorders>
+              <w:left w:val="single" w:sz="6" w:space="0" w:color="BFC7D5"/>
+              <w:bottom w:val="single" w:sz="2" w:space="0" w:color="BFC7D5"/>
+              <w:right w:val="single" w:sz="6" w:space="0" w:color="BFC7D5"/>
+            </w:tcBorders>
             <w:vAlign w:val="center"/>
           </w:tcPr>
           <w:p>
@@ -3803,23 +4472,25 @@
         </w:tc>
         <w:tc>
           <w:tcPr>
-            <w:tcW w:w="5296" w:type="dxa"/>
-            <w:tcBorders/>
-            <w:vAlign w:val="center"/>
-          </w:tcPr>
-          <w:p>
-            <w:pPr>
-              <w:pStyle w:val="TableContents"/>
-              <w:bidi w:val="0"/>
-              <w:spacing w:before="0" w:after="283"/>
-              <w:jc w:val="left"/>
-              <w:rPr/>
-            </w:pPr>
-            <w:r>
-              <w:rPr>
-                <w:rStyle w:val="SourceText"/>
-              </w:rPr>
-              <w:t>________________</w:t>
+            <w:tcW w:w="6373" w:type="dxa"/>
+            <w:tcBorders>
+              <w:left w:val="single" w:sz="2" w:space="0" w:color="BFC7D5"/>
+              <w:bottom w:val="single" w:sz="2" w:space="0" w:color="BFC7D5"/>
+              <w:right w:val="single" w:sz="6" w:space="0" w:color="BFC7D5"/>
+            </w:tcBorders>
+            <w:vAlign w:val="center"/>
+          </w:tcPr>
+          <w:p>
+            <w:pPr>
+              <w:pStyle w:val="TableContents"/>
+              <w:bidi w:val="0"/>
+              <w:spacing w:before="0" w:after="283"/>
+              <w:jc w:val="left"/>
+              <w:rPr/>
+            </w:pPr>
+            <w:r>
+              <w:rPr/>
+              <w:t>Anita Johan (Managing Director)</w:t>
             </w:r>
           </w:p>
         </w:tc>
@@ -3828,8 +4499,12 @@
         <w:trPr/>
         <w:tc>
           <w:tcPr>
-            <w:tcW w:w="4096" w:type="dxa"/>
-            <w:tcBorders/>
+            <w:tcW w:w="4965" w:type="dxa"/>
+            <w:tcBorders>
+              <w:left w:val="single" w:sz="6" w:space="0" w:color="BFC7D5"/>
+              <w:bottom w:val="single" w:sz="6" w:space="0" w:color="BFC7D5"/>
+              <w:right w:val="single" w:sz="6" w:space="0" w:color="BFC7D5"/>
+            </w:tcBorders>
             <w:vAlign w:val="center"/>
           </w:tcPr>
           <w:p>
@@ -3848,23 +4523,25 @@
         </w:tc>
         <w:tc>
           <w:tcPr>
-            <w:tcW w:w="5296" w:type="dxa"/>
-            <w:tcBorders/>
-            <w:vAlign w:val="center"/>
-          </w:tcPr>
-          <w:p>
-            <w:pPr>
-              <w:pStyle w:val="TableContents"/>
-              <w:bidi w:val="0"/>
-              <w:spacing w:before="0" w:after="283"/>
-              <w:jc w:val="left"/>
-              <w:rPr/>
-            </w:pPr>
-            <w:r>
-              <w:rPr>
-                <w:rStyle w:val="SourceText"/>
-              </w:rPr>
-              <w:t>____ / ____ / ________</w:t>
+            <w:tcW w:w="6373" w:type="dxa"/>
+            <w:tcBorders>
+              <w:left w:val="single" w:sz="2" w:space="0" w:color="BFC7D5"/>
+              <w:bottom w:val="single" w:sz="6" w:space="0" w:color="BFC7D5"/>
+              <w:right w:val="single" w:sz="6" w:space="0" w:color="BFC7D5"/>
+            </w:tcBorders>
+            <w:vAlign w:val="center"/>
+          </w:tcPr>
+          <w:p>
+            <w:pPr>
+              <w:pStyle w:val="TableContents"/>
+              <w:bidi w:val="0"/>
+              <w:spacing w:before="0" w:after="283"/>
+              <w:jc w:val="left"/>
+              <w:rPr/>
+            </w:pPr>
+            <w:r>
+              <w:rPr/>
+              <w:t>2026-10-07 — after deployment; the deviation is stated above</w:t>
             </w:r>
           </w:p>
         </w:tc>
@@ -3884,20 +4561,20 @@
     </w:p>
     <w:tbl>
       <w:tblPr>
-        <w:tblW w:w="11339" w:type="dxa"/>
+        <w:tblW w:w="5000" w:type="pct"/>
         <w:jc w:val="left"/>
-        <w:tblInd w:w="0" w:type="dxa"/>
+        <w:tblInd w:w="-7" w:type="dxa"/>
         <w:tblLayout w:type="fixed"/>
         <w:tblCellMar>
-          <w:top w:w="28" w:type="dxa"/>
-          <w:left w:w="28" w:type="dxa"/>
-          <w:bottom w:w="28" w:type="dxa"/>
-          <w:right w:w="28" w:type="dxa"/>
+          <w:top w:w="60" w:type="dxa"/>
+          <w:left w:w="60" w:type="dxa"/>
+          <w:bottom w:w="60" w:type="dxa"/>
+          <w:right w:w="60" w:type="dxa"/>
         </w:tblCellMar>
       </w:tblPr>
       <w:tblGrid>
-        <w:gridCol w:w="1713"/>
-        <w:gridCol w:w="9626"/>
+        <w:gridCol w:w="1743"/>
+        <w:gridCol w:w="9596"/>
       </w:tblGrid>
       <w:tr>
         <w:trPr>
@@ -3905,44 +4582,60 @@
         </w:trPr>
         <w:tc>
           <w:tcPr>
-            <w:tcW w:w="1713" w:type="dxa"/>
-            <w:tcBorders/>
+            <w:tcW w:w="1743" w:type="dxa"/>
+            <w:tcBorders>
+              <w:top w:val="single" w:sz="6" w:space="0" w:color="BFC7D5"/>
+              <w:left w:val="single" w:sz="6" w:space="0" w:color="BFC7D5"/>
+              <w:bottom w:val="single" w:sz="2" w:space="0" w:color="BFC7D5"/>
+              <w:right w:val="single" w:sz="6" w:space="0" w:color="BFC7D5"/>
+            </w:tcBorders>
+            <w:shd w:fill="1F3A5F" w:val="clear"/>
             <w:vAlign w:val="center"/>
           </w:tcPr>
           <w:p>
             <w:pPr>
               <w:pStyle w:val="TableHeading"/>
-              <w:suppressLineNumbers/>
-              <w:shd w:fill="1F3A5F" w:val="clear"/>
-              <w:bidi w:val="0"/>
-              <w:spacing w:before="0" w:after="283"/>
-              <w:jc w:val="center"/>
-              <w:rPr/>
-            </w:pPr>
-            <w:r>
-              <w:rPr/>
+              <w:bidi w:val="0"/>
+              <w:spacing w:before="0" w:after="283"/>
+              <w:jc w:val="left"/>
+              <w:rPr>
+                <w:color w:val="FFFFFF"/>
+              </w:rPr>
+            </w:pPr>
+            <w:r>
+              <w:rPr>
+                <w:color w:val="FFFFFF"/>
+              </w:rPr>
               <w:t>Field</w:t>
             </w:r>
           </w:p>
         </w:tc>
         <w:tc>
           <w:tcPr>
-            <w:tcW w:w="9626" w:type="dxa"/>
-            <w:tcBorders/>
+            <w:tcW w:w="9596" w:type="dxa"/>
+            <w:tcBorders>
+              <w:top w:val="single" w:sz="6" w:space="0" w:color="BFC7D5"/>
+              <w:left w:val="single" w:sz="2" w:space="0" w:color="BFC7D5"/>
+              <w:bottom w:val="single" w:sz="2" w:space="0" w:color="BFC7D5"/>
+              <w:right w:val="single" w:sz="6" w:space="0" w:color="BFC7D5"/>
+            </w:tcBorders>
+            <w:shd w:fill="1F3A5F" w:val="clear"/>
             <w:vAlign w:val="center"/>
           </w:tcPr>
           <w:p>
             <w:pPr>
               <w:pStyle w:val="TableHeading"/>
-              <w:suppressLineNumbers/>
-              <w:shd w:fill="1F3A5F" w:val="clear"/>
-              <w:bidi w:val="0"/>
-              <w:spacing w:before="0" w:after="283"/>
-              <w:jc w:val="center"/>
-              <w:rPr/>
-            </w:pPr>
-            <w:r>
-              <w:rPr/>
+              <w:bidi w:val="0"/>
+              <w:spacing w:before="0" w:after="283"/>
+              <w:jc w:val="left"/>
+              <w:rPr>
+                <w:color w:val="FFFFFF"/>
+              </w:rPr>
+            </w:pPr>
+            <w:r>
+              <w:rPr>
+                <w:color w:val="FFFFFF"/>
+              </w:rPr>
               <w:t>Entry</w:t>
             </w:r>
           </w:p>
@@ -3952,8 +4645,12 @@
         <w:trPr/>
         <w:tc>
           <w:tcPr>
-            <w:tcW w:w="1713" w:type="dxa"/>
-            <w:tcBorders/>
+            <w:tcW w:w="1743" w:type="dxa"/>
+            <w:tcBorders>
+              <w:left w:val="single" w:sz="6" w:space="0" w:color="BFC7D5"/>
+              <w:bottom w:val="single" w:sz="2" w:space="0" w:color="BFC7D5"/>
+              <w:right w:val="single" w:sz="6" w:space="0" w:color="BFC7D5"/>
+            </w:tcBorders>
             <w:vAlign w:val="center"/>
           </w:tcPr>
           <w:p>
@@ -3972,8 +4669,12 @@
         </w:tc>
         <w:tc>
           <w:tcPr>
-            <w:tcW w:w="9626" w:type="dxa"/>
-            <w:tcBorders/>
+            <w:tcW w:w="9596" w:type="dxa"/>
+            <w:tcBorders>
+              <w:left w:val="single" w:sz="2" w:space="0" w:color="BFC7D5"/>
+              <w:bottom w:val="single" w:sz="2" w:space="0" w:color="BFC7D5"/>
+              <w:right w:val="single" w:sz="6" w:space="0" w:color="BFC7D5"/>
+            </w:tcBorders>
             <w:vAlign w:val="center"/>
           </w:tcPr>
           <w:p>
@@ -4005,8 +4706,12 @@
         <w:trPr/>
         <w:tc>
           <w:tcPr>
-            <w:tcW w:w="1713" w:type="dxa"/>
-            <w:tcBorders/>
+            <w:tcW w:w="1743" w:type="dxa"/>
+            <w:tcBorders>
+              <w:left w:val="single" w:sz="6" w:space="0" w:color="BFC7D5"/>
+              <w:bottom w:val="single" w:sz="2" w:space="0" w:color="BFC7D5"/>
+              <w:right w:val="single" w:sz="6" w:space="0" w:color="BFC7D5"/>
+            </w:tcBorders>
             <w:vAlign w:val="center"/>
           </w:tcPr>
           <w:p>
@@ -4025,8 +4730,12 @@
         </w:tc>
         <w:tc>
           <w:tcPr>
-            <w:tcW w:w="9626" w:type="dxa"/>
-            <w:tcBorders/>
+            <w:tcW w:w="9596" w:type="dxa"/>
+            <w:tcBorders>
+              <w:left w:val="single" w:sz="2" w:space="0" w:color="BFC7D5"/>
+              <w:bottom w:val="single" w:sz="2" w:space="0" w:color="BFC7D5"/>
+              <w:right w:val="single" w:sz="6" w:space="0" w:color="BFC7D5"/>
+            </w:tcBorders>
             <w:vAlign w:val="center"/>
           </w:tcPr>
           <w:p>
@@ -4088,8 +4797,12 @@
         <w:trPr/>
         <w:tc>
           <w:tcPr>
-            <w:tcW w:w="1713" w:type="dxa"/>
-            <w:tcBorders/>
+            <w:tcW w:w="1743" w:type="dxa"/>
+            <w:tcBorders>
+              <w:left w:val="single" w:sz="6" w:space="0" w:color="BFC7D5"/>
+              <w:bottom w:val="single" w:sz="2" w:space="0" w:color="BFC7D5"/>
+              <w:right w:val="single" w:sz="6" w:space="0" w:color="BFC7D5"/>
+            </w:tcBorders>
             <w:vAlign w:val="center"/>
           </w:tcPr>
           <w:p>
@@ -4108,23 +4821,25 @@
         </w:tc>
         <w:tc>
           <w:tcPr>
-            <w:tcW w:w="9626" w:type="dxa"/>
-            <w:tcBorders/>
-            <w:vAlign w:val="center"/>
-          </w:tcPr>
-          <w:p>
-            <w:pPr>
-              <w:pStyle w:val="TableContents"/>
-              <w:bidi w:val="0"/>
-              <w:spacing w:before="0" w:after="283"/>
-              <w:jc w:val="left"/>
-              <w:rPr/>
-            </w:pPr>
-            <w:r>
-              <w:rPr>
-                <w:rStyle w:val="SourceText"/>
-              </w:rPr>
-              <w:t>________________</w:t>
+            <w:tcW w:w="9596" w:type="dxa"/>
+            <w:tcBorders>
+              <w:left w:val="single" w:sz="2" w:space="0" w:color="BFC7D5"/>
+              <w:bottom w:val="single" w:sz="2" w:space="0" w:color="BFC7D5"/>
+              <w:right w:val="single" w:sz="6" w:space="0" w:color="BFC7D5"/>
+            </w:tcBorders>
+            <w:vAlign w:val="center"/>
+          </w:tcPr>
+          <w:p>
+            <w:pPr>
+              <w:pStyle w:val="TableContents"/>
+              <w:bidi w:val="0"/>
+              <w:spacing w:before="0" w:after="283"/>
+              <w:jc w:val="left"/>
+              <w:rPr/>
+            </w:pPr>
+            <w:r>
+              <w:rPr/>
+              <w:t>Richard Watson Stephen Amudha (Lead Engineer)</w:t>
             </w:r>
           </w:p>
         </w:tc>
@@ -4133,8 +4848,12 @@
         <w:trPr/>
         <w:tc>
           <w:tcPr>
-            <w:tcW w:w="1713" w:type="dxa"/>
-            <w:tcBorders/>
+            <w:tcW w:w="1743" w:type="dxa"/>
+            <w:tcBorders>
+              <w:left w:val="single" w:sz="6" w:space="0" w:color="BFC7D5"/>
+              <w:bottom w:val="single" w:sz="6" w:space="0" w:color="BFC7D5"/>
+              <w:right w:val="single" w:sz="6" w:space="0" w:color="BFC7D5"/>
+            </w:tcBorders>
             <w:vAlign w:val="center"/>
           </w:tcPr>
           <w:p>
@@ -4153,8 +4872,12 @@
         </w:tc>
         <w:tc>
           <w:tcPr>
-            <w:tcW w:w="9626" w:type="dxa"/>
-            <w:tcBorders/>
+            <w:tcW w:w="9596" w:type="dxa"/>
+            <w:tcBorders>
+              <w:left w:val="single" w:sz="2" w:space="0" w:color="BFC7D5"/>
+              <w:bottom w:val="single" w:sz="6" w:space="0" w:color="BFC7D5"/>
+              <w:right w:val="single" w:sz="6" w:space="0" w:color="BFC7D5"/>
+            </w:tcBorders>
             <w:vAlign w:val="center"/>
           </w:tcPr>
           <w:p>
@@ -4187,22 +4910,22 @@
     </w:p>
     <w:tbl>
       <w:tblPr>
-        <w:tblW w:w="11339" w:type="dxa"/>
+        <w:tblW w:w="5000" w:type="pct"/>
         <w:jc w:val="left"/>
-        <w:tblInd w:w="0" w:type="dxa"/>
+        <w:tblInd w:w="-7" w:type="dxa"/>
         <w:tblLayout w:type="fixed"/>
         <w:tblCellMar>
-          <w:top w:w="28" w:type="dxa"/>
-          <w:left w:w="28" w:type="dxa"/>
-          <w:bottom w:w="28" w:type="dxa"/>
-          <w:right w:w="28" w:type="dxa"/>
+          <w:top w:w="60" w:type="dxa"/>
+          <w:left w:w="60" w:type="dxa"/>
+          <w:bottom w:w="60" w:type="dxa"/>
+          <w:right w:w="60" w:type="dxa"/>
         </w:tblCellMar>
       </w:tblPr>
       <w:tblGrid>
-        <w:gridCol w:w="1521"/>
-        <w:gridCol w:w="3759"/>
-        <w:gridCol w:w="721"/>
-        <w:gridCol w:w="5338"/>
+        <w:gridCol w:w="1425"/>
+        <w:gridCol w:w="4460"/>
+        <w:gridCol w:w="756"/>
+        <w:gridCol w:w="4698"/>
       </w:tblGrid>
       <w:tr>
         <w:trPr>
@@ -4210,88 +4933,120 @@
         </w:trPr>
         <w:tc>
           <w:tcPr>
-            <w:tcW w:w="1521" w:type="dxa"/>
-            <w:tcBorders/>
+            <w:tcW w:w="1425" w:type="dxa"/>
+            <w:tcBorders>
+              <w:top w:val="single" w:sz="6" w:space="0" w:color="BFC7D5"/>
+              <w:left w:val="single" w:sz="6" w:space="0" w:color="BFC7D5"/>
+              <w:bottom w:val="single" w:sz="2" w:space="0" w:color="BFC7D5"/>
+              <w:right w:val="single" w:sz="6" w:space="0" w:color="BFC7D5"/>
+            </w:tcBorders>
+            <w:shd w:fill="1F3A5F" w:val="clear"/>
             <w:vAlign w:val="center"/>
           </w:tcPr>
           <w:p>
             <w:pPr>
               <w:pStyle w:val="TableHeading"/>
-              <w:suppressLineNumbers/>
-              <w:shd w:fill="1F3A5F" w:val="clear"/>
-              <w:bidi w:val="0"/>
-              <w:spacing w:before="0" w:after="283"/>
-              <w:jc w:val="center"/>
-              <w:rPr/>
-            </w:pPr>
-            <w:r>
-              <w:rPr/>
+              <w:bidi w:val="0"/>
+              <w:spacing w:before="0" w:after="283"/>
+              <w:jc w:val="left"/>
+              <w:rPr>
+                <w:color w:val="FFFFFF"/>
+              </w:rPr>
+            </w:pPr>
+            <w:r>
+              <w:rPr>
+                <w:color w:val="FFFFFF"/>
+              </w:rPr>
               <w:t>#</w:t>
             </w:r>
           </w:p>
         </w:tc>
         <w:tc>
           <w:tcPr>
-            <w:tcW w:w="3759" w:type="dxa"/>
-            <w:tcBorders/>
+            <w:tcW w:w="4460" w:type="dxa"/>
+            <w:tcBorders>
+              <w:top w:val="single" w:sz="6" w:space="0" w:color="BFC7D5"/>
+              <w:left w:val="single" w:sz="2" w:space="0" w:color="BFC7D5"/>
+              <w:bottom w:val="single" w:sz="2" w:space="0" w:color="BFC7D5"/>
+              <w:right w:val="single" w:sz="6" w:space="0" w:color="BFC7D5"/>
+            </w:tcBorders>
+            <w:shd w:fill="1F3A5F" w:val="clear"/>
             <w:vAlign w:val="center"/>
           </w:tcPr>
           <w:p>
             <w:pPr>
               <w:pStyle w:val="TableHeading"/>
-              <w:suppressLineNumbers/>
-              <w:shd w:fill="1F3A5F" w:val="clear"/>
-              <w:bidi w:val="0"/>
-              <w:spacing w:before="0" w:after="283"/>
-              <w:jc w:val="center"/>
-              <w:rPr/>
-            </w:pPr>
-            <w:r>
-              <w:rPr/>
+              <w:bidi w:val="0"/>
+              <w:spacing w:before="0" w:after="283"/>
+              <w:jc w:val="left"/>
+              <w:rPr>
+                <w:color w:val="FFFFFF"/>
+              </w:rPr>
+            </w:pPr>
+            <w:r>
+              <w:rPr>
+                <w:color w:val="FFFFFF"/>
+              </w:rPr>
               <w:t>Check</w:t>
             </w:r>
           </w:p>
         </w:tc>
         <w:tc>
           <w:tcPr>
-            <w:tcW w:w="721" w:type="dxa"/>
-            <w:tcBorders/>
+            <w:tcW w:w="756" w:type="dxa"/>
+            <w:tcBorders>
+              <w:top w:val="single" w:sz="6" w:space="0" w:color="BFC7D5"/>
+              <w:left w:val="single" w:sz="2" w:space="0" w:color="BFC7D5"/>
+              <w:bottom w:val="single" w:sz="2" w:space="0" w:color="BFC7D5"/>
+              <w:right w:val="single" w:sz="6" w:space="0" w:color="BFC7D5"/>
+            </w:tcBorders>
+            <w:shd w:fill="1F3A5F" w:val="clear"/>
             <w:vAlign w:val="center"/>
           </w:tcPr>
           <w:p>
             <w:pPr>
               <w:pStyle w:val="TableHeading"/>
-              <w:suppressLineNumbers/>
-              <w:shd w:fill="1F3A5F" w:val="clear"/>
-              <w:bidi w:val="0"/>
-              <w:spacing w:before="0" w:after="283"/>
-              <w:jc w:val="center"/>
-              <w:rPr/>
-            </w:pPr>
-            <w:r>
-              <w:rPr/>
+              <w:bidi w:val="0"/>
+              <w:spacing w:before="0" w:after="283"/>
+              <w:jc w:val="left"/>
+              <w:rPr>
+                <w:color w:val="FFFFFF"/>
+              </w:rPr>
+            </w:pPr>
+            <w:r>
+              <w:rPr>
+                <w:color w:val="FFFFFF"/>
+              </w:rPr>
               <w:t>Result</w:t>
             </w:r>
           </w:p>
         </w:tc>
         <w:tc>
           <w:tcPr>
-            <w:tcW w:w="5338" w:type="dxa"/>
-            <w:tcBorders/>
+            <w:tcW w:w="4698" w:type="dxa"/>
+            <w:tcBorders>
+              <w:top w:val="single" w:sz="6" w:space="0" w:color="BFC7D5"/>
+              <w:left w:val="single" w:sz="2" w:space="0" w:color="BFC7D5"/>
+              <w:bottom w:val="single" w:sz="2" w:space="0" w:color="BFC7D5"/>
+              <w:right w:val="single" w:sz="6" w:space="0" w:color="BFC7D5"/>
+            </w:tcBorders>
+            <w:shd w:fill="1F3A5F" w:val="clear"/>
             <w:vAlign w:val="center"/>
           </w:tcPr>
           <w:p>
             <w:pPr>
               <w:pStyle w:val="TableHeading"/>
-              <w:suppressLineNumbers/>
-              <w:shd w:fill="1F3A5F" w:val="clear"/>
-              <w:bidi w:val="0"/>
-              <w:spacing w:before="0" w:after="283"/>
-              <w:jc w:val="center"/>
-              <w:rPr/>
-            </w:pPr>
-            <w:r>
-              <w:rPr/>
+              <w:bidi w:val="0"/>
+              <w:spacing w:before="0" w:after="283"/>
+              <w:jc w:val="left"/>
+              <w:rPr>
+                <w:color w:val="FFFFFF"/>
+              </w:rPr>
+            </w:pPr>
+            <w:r>
+              <w:rPr>
+                <w:color w:val="FFFFFF"/>
+              </w:rPr>
               <w:t>Evidence</w:t>
             </w:r>
           </w:p>
@@ -4301,8 +5056,12 @@
         <w:trPr/>
         <w:tc>
           <w:tcPr>
-            <w:tcW w:w="1521" w:type="dxa"/>
-            <w:tcBorders/>
+            <w:tcW w:w="1425" w:type="dxa"/>
+            <w:tcBorders>
+              <w:left w:val="single" w:sz="6" w:space="0" w:color="BFC7D5"/>
+              <w:bottom w:val="single" w:sz="2" w:space="0" w:color="BFC7D5"/>
+              <w:right w:val="single" w:sz="6" w:space="0" w:color="BFC7D5"/>
+            </w:tcBorders>
             <w:vAlign w:val="center"/>
           </w:tcPr>
           <w:p>
@@ -4321,8 +5080,12 @@
         </w:tc>
         <w:tc>
           <w:tcPr>
-            <w:tcW w:w="3759" w:type="dxa"/>
-            <w:tcBorders/>
+            <w:tcW w:w="4460" w:type="dxa"/>
+            <w:tcBorders>
+              <w:left w:val="single" w:sz="2" w:space="0" w:color="BFC7D5"/>
+              <w:bottom w:val="single" w:sz="2" w:space="0" w:color="BFC7D5"/>
+              <w:right w:val="single" w:sz="6" w:space="0" w:color="BFC7D5"/>
+            </w:tcBorders>
             <w:vAlign w:val="center"/>
           </w:tcPr>
           <w:p>
@@ -4341,8 +5104,12 @@
         </w:tc>
         <w:tc>
           <w:tcPr>
-            <w:tcW w:w="721" w:type="dxa"/>
-            <w:tcBorders/>
+            <w:tcW w:w="756" w:type="dxa"/>
+            <w:tcBorders>
+              <w:left w:val="single" w:sz="2" w:space="0" w:color="BFC7D5"/>
+              <w:bottom w:val="single" w:sz="2" w:space="0" w:color="BFC7D5"/>
+              <w:right w:val="single" w:sz="6" w:space="0" w:color="BFC7D5"/>
+            </w:tcBorders>
             <w:vAlign w:val="center"/>
           </w:tcPr>
           <w:p>
@@ -4365,8 +5132,12 @@
         </w:tc>
         <w:tc>
           <w:tcPr>
-            <w:tcW w:w="5338" w:type="dxa"/>
-            <w:tcBorders/>
+            <w:tcW w:w="4698" w:type="dxa"/>
+            <w:tcBorders>
+              <w:left w:val="single" w:sz="2" w:space="0" w:color="BFC7D5"/>
+              <w:bottom w:val="single" w:sz="2" w:space="0" w:color="BFC7D5"/>
+              <w:right w:val="single" w:sz="6" w:space="0" w:color="BFC7D5"/>
+            </w:tcBorders>
             <w:vAlign w:val="center"/>
           </w:tcPr>
           <w:p>
@@ -4394,8 +5165,12 @@
         <w:trPr/>
         <w:tc>
           <w:tcPr>
-            <w:tcW w:w="1521" w:type="dxa"/>
-            <w:tcBorders/>
+            <w:tcW w:w="1425" w:type="dxa"/>
+            <w:tcBorders>
+              <w:left w:val="single" w:sz="6" w:space="0" w:color="BFC7D5"/>
+              <w:bottom w:val="single" w:sz="2" w:space="0" w:color="BFC7D5"/>
+              <w:right w:val="single" w:sz="6" w:space="0" w:color="BFC7D5"/>
+            </w:tcBorders>
             <w:vAlign w:val="center"/>
           </w:tcPr>
           <w:p>
@@ -4414,8 +5189,12 @@
         </w:tc>
         <w:tc>
           <w:tcPr>
-            <w:tcW w:w="3759" w:type="dxa"/>
-            <w:tcBorders/>
+            <w:tcW w:w="4460" w:type="dxa"/>
+            <w:tcBorders>
+              <w:left w:val="single" w:sz="2" w:space="0" w:color="BFC7D5"/>
+              <w:bottom w:val="single" w:sz="2" w:space="0" w:color="BFC7D5"/>
+              <w:right w:val="single" w:sz="6" w:space="0" w:color="BFC7D5"/>
+            </w:tcBorders>
             <w:vAlign w:val="center"/>
           </w:tcPr>
           <w:p>
@@ -4434,8 +5213,12 @@
         </w:tc>
         <w:tc>
           <w:tcPr>
-            <w:tcW w:w="721" w:type="dxa"/>
-            <w:tcBorders/>
+            <w:tcW w:w="756" w:type="dxa"/>
+            <w:tcBorders>
+              <w:left w:val="single" w:sz="2" w:space="0" w:color="BFC7D5"/>
+              <w:bottom w:val="single" w:sz="2" w:space="0" w:color="BFC7D5"/>
+              <w:right w:val="single" w:sz="6" w:space="0" w:color="BFC7D5"/>
+            </w:tcBorders>
             <w:vAlign w:val="center"/>
           </w:tcPr>
           <w:p>
@@ -4458,8 +5241,12 @@
         </w:tc>
         <w:tc>
           <w:tcPr>
-            <w:tcW w:w="5338" w:type="dxa"/>
-            <w:tcBorders/>
+            <w:tcW w:w="4698" w:type="dxa"/>
+            <w:tcBorders>
+              <w:left w:val="single" w:sz="2" w:space="0" w:color="BFC7D5"/>
+              <w:bottom w:val="single" w:sz="2" w:space="0" w:color="BFC7D5"/>
+              <w:right w:val="single" w:sz="6" w:space="0" w:color="BFC7D5"/>
+            </w:tcBorders>
             <w:vAlign w:val="center"/>
           </w:tcPr>
           <w:p>
@@ -4481,8 +5268,12 @@
         <w:trPr/>
         <w:tc>
           <w:tcPr>
-            <w:tcW w:w="1521" w:type="dxa"/>
-            <w:tcBorders/>
+            <w:tcW w:w="1425" w:type="dxa"/>
+            <w:tcBorders>
+              <w:left w:val="single" w:sz="6" w:space="0" w:color="BFC7D5"/>
+              <w:bottom w:val="single" w:sz="2" w:space="0" w:color="BFC7D5"/>
+              <w:right w:val="single" w:sz="6" w:space="0" w:color="BFC7D5"/>
+            </w:tcBorders>
             <w:vAlign w:val="center"/>
           </w:tcPr>
           <w:p>
@@ -4501,8 +5292,12 @@
         </w:tc>
         <w:tc>
           <w:tcPr>
-            <w:tcW w:w="3759" w:type="dxa"/>
-            <w:tcBorders/>
+            <w:tcW w:w="4460" w:type="dxa"/>
+            <w:tcBorders>
+              <w:left w:val="single" w:sz="2" w:space="0" w:color="BFC7D5"/>
+              <w:bottom w:val="single" w:sz="2" w:space="0" w:color="BFC7D5"/>
+              <w:right w:val="single" w:sz="6" w:space="0" w:color="BFC7D5"/>
+            </w:tcBorders>
             <w:vAlign w:val="center"/>
           </w:tcPr>
           <w:p>
@@ -4521,8 +5316,12 @@
         </w:tc>
         <w:tc>
           <w:tcPr>
-            <w:tcW w:w="721" w:type="dxa"/>
-            <w:tcBorders/>
+            <w:tcW w:w="756" w:type="dxa"/>
+            <w:tcBorders>
+              <w:left w:val="single" w:sz="2" w:space="0" w:color="BFC7D5"/>
+              <w:bottom w:val="single" w:sz="2" w:space="0" w:color="BFC7D5"/>
+              <w:right w:val="single" w:sz="6" w:space="0" w:color="BFC7D5"/>
+            </w:tcBorders>
             <w:vAlign w:val="center"/>
           </w:tcPr>
           <w:p>
@@ -4545,8 +5344,12 @@
         </w:tc>
         <w:tc>
           <w:tcPr>
-            <w:tcW w:w="5338" w:type="dxa"/>
-            <w:tcBorders/>
+            <w:tcW w:w="4698" w:type="dxa"/>
+            <w:tcBorders>
+              <w:left w:val="single" w:sz="2" w:space="0" w:color="BFC7D5"/>
+              <w:bottom w:val="single" w:sz="2" w:space="0" w:color="BFC7D5"/>
+              <w:right w:val="single" w:sz="6" w:space="0" w:color="BFC7D5"/>
+            </w:tcBorders>
             <w:vAlign w:val="center"/>
           </w:tcPr>
           <w:p>
@@ -4578,8 +5381,12 @@
         <w:trPr/>
         <w:tc>
           <w:tcPr>
-            <w:tcW w:w="1521" w:type="dxa"/>
-            <w:tcBorders/>
+            <w:tcW w:w="1425" w:type="dxa"/>
+            <w:tcBorders>
+              <w:left w:val="single" w:sz="6" w:space="0" w:color="BFC7D5"/>
+              <w:bottom w:val="single" w:sz="2" w:space="0" w:color="BFC7D5"/>
+              <w:right w:val="single" w:sz="6" w:space="0" w:color="BFC7D5"/>
+            </w:tcBorders>
             <w:vAlign w:val="center"/>
           </w:tcPr>
           <w:p>
@@ -4598,8 +5405,12 @@
         </w:tc>
         <w:tc>
           <w:tcPr>
-            <w:tcW w:w="3759" w:type="dxa"/>
-            <w:tcBorders/>
+            <w:tcW w:w="4460" w:type="dxa"/>
+            <w:tcBorders>
+              <w:left w:val="single" w:sz="2" w:space="0" w:color="BFC7D5"/>
+              <w:bottom w:val="single" w:sz="2" w:space="0" w:color="BFC7D5"/>
+              <w:right w:val="single" w:sz="6" w:space="0" w:color="BFC7D5"/>
+            </w:tcBorders>
             <w:vAlign w:val="center"/>
           </w:tcPr>
           <w:p>
@@ -4618,8 +5429,12 @@
         </w:tc>
         <w:tc>
           <w:tcPr>
-            <w:tcW w:w="721" w:type="dxa"/>
-            <w:tcBorders/>
+            <w:tcW w:w="756" w:type="dxa"/>
+            <w:tcBorders>
+              <w:left w:val="single" w:sz="2" w:space="0" w:color="BFC7D5"/>
+              <w:bottom w:val="single" w:sz="2" w:space="0" w:color="BFC7D5"/>
+              <w:right w:val="single" w:sz="6" w:space="0" w:color="BFC7D5"/>
+            </w:tcBorders>
             <w:vAlign w:val="center"/>
           </w:tcPr>
           <w:p>
@@ -4642,8 +5457,12 @@
         </w:tc>
         <w:tc>
           <w:tcPr>
-            <w:tcW w:w="5338" w:type="dxa"/>
-            <w:tcBorders/>
+            <w:tcW w:w="4698" w:type="dxa"/>
+            <w:tcBorders>
+              <w:left w:val="single" w:sz="2" w:space="0" w:color="BFC7D5"/>
+              <w:bottom w:val="single" w:sz="2" w:space="0" w:color="BFC7D5"/>
+              <w:right w:val="single" w:sz="6" w:space="0" w:color="BFC7D5"/>
+            </w:tcBorders>
             <w:vAlign w:val="center"/>
           </w:tcPr>
           <w:p>
@@ -4707,8 +5526,12 @@
         <w:trPr/>
         <w:tc>
           <w:tcPr>
-            <w:tcW w:w="1521" w:type="dxa"/>
-            <w:tcBorders/>
+            <w:tcW w:w="1425" w:type="dxa"/>
+            <w:tcBorders>
+              <w:left w:val="single" w:sz="6" w:space="0" w:color="BFC7D5"/>
+              <w:bottom w:val="single" w:sz="6" w:space="0" w:color="BFC7D5"/>
+              <w:right w:val="single" w:sz="6" w:space="0" w:color="BFC7D5"/>
+            </w:tcBorders>
             <w:vAlign w:val="center"/>
           </w:tcPr>
           <w:p>
@@ -4727,34 +5550,36 @@
         </w:tc>
         <w:tc>
           <w:tcPr>
-            <w:tcW w:w="3759" w:type="dxa"/>
-            <w:tcBorders/>
-            <w:vAlign w:val="center"/>
-          </w:tcPr>
-          <w:p>
-            <w:pPr>
-              <w:pStyle w:val="TableContents"/>
-              <w:bidi w:val="0"/>
-              <w:spacing w:before="0" w:after="283"/>
-              <w:jc w:val="left"/>
-              <w:rPr/>
-            </w:pPr>
-            <w:r>
-              <w:rPr>
-                <w:rStyle w:val="SourceText"/>
-              </w:rPr>
-              <w:t>________________</w:t>
-            </w:r>
-            <w:r>
-              <w:rPr/>
-              <w:t xml:space="preserve"> / checks run 2026-10-06 22:28 UTC</w:t>
-            </w:r>
-          </w:p>
-        </w:tc>
-        <w:tc>
-          <w:tcPr>
-            <w:tcW w:w="721" w:type="dxa"/>
-            <w:tcBorders/>
+            <w:tcW w:w="4460" w:type="dxa"/>
+            <w:tcBorders>
+              <w:left w:val="single" w:sz="2" w:space="0" w:color="BFC7D5"/>
+              <w:bottom w:val="single" w:sz="6" w:space="0" w:color="BFC7D5"/>
+              <w:right w:val="single" w:sz="6" w:space="0" w:color="BFC7D5"/>
+            </w:tcBorders>
+            <w:vAlign w:val="center"/>
+          </w:tcPr>
+          <w:p>
+            <w:pPr>
+              <w:pStyle w:val="TableContents"/>
+              <w:bidi w:val="0"/>
+              <w:spacing w:before="0" w:after="283"/>
+              <w:jc w:val="left"/>
+              <w:rPr/>
+            </w:pPr>
+            <w:r>
+              <w:rPr/>
+              <w:t>Richard Watson Stephen Amudha (Lead Engineer) / checks run 2026-10-06 22:28 UTC</w:t>
+            </w:r>
+          </w:p>
+        </w:tc>
+        <w:tc>
+          <w:tcPr>
+            <w:tcW w:w="756" w:type="dxa"/>
+            <w:tcBorders>
+              <w:left w:val="single" w:sz="2" w:space="0" w:color="BFC7D5"/>
+              <w:bottom w:val="single" w:sz="6" w:space="0" w:color="BFC7D5"/>
+              <w:right w:val="single" w:sz="6" w:space="0" w:color="BFC7D5"/>
+            </w:tcBorders>
             <w:vAlign w:val="center"/>
           </w:tcPr>
           <w:p>
@@ -4778,8 +5603,12 @@
         </w:tc>
         <w:tc>
           <w:tcPr>
-            <w:tcW w:w="5338" w:type="dxa"/>
-            <w:tcBorders/>
+            <w:tcW w:w="4698" w:type="dxa"/>
+            <w:tcBorders>
+              <w:left w:val="single" w:sz="2" w:space="0" w:color="BFC7D5"/>
+              <w:bottom w:val="single" w:sz="6" w:space="0" w:color="BFC7D5"/>
+              <w:right w:val="single" w:sz="6" w:space="0" w:color="BFC7D5"/>
+            </w:tcBorders>
             <w:vAlign w:val="center"/>
           </w:tcPr>
           <w:p>
@@ -4817,20 +5646,20 @@
     </w:p>
     <w:tbl>
       <w:tblPr>
-        <w:tblW w:w="11339" w:type="dxa"/>
+        <w:tblW w:w="5000" w:type="pct"/>
         <w:jc w:val="left"/>
-        <w:tblInd w:w="0" w:type="dxa"/>
+        <w:tblInd w:w="-7" w:type="dxa"/>
         <w:tblLayout w:type="fixed"/>
         <w:tblCellMar>
-          <w:top w:w="28" w:type="dxa"/>
-          <w:left w:w="28" w:type="dxa"/>
-          <w:bottom w:w="28" w:type="dxa"/>
-          <w:right w:w="28" w:type="dxa"/>
+          <w:top w:w="60" w:type="dxa"/>
+          <w:left w:w="60" w:type="dxa"/>
+          <w:bottom w:w="60" w:type="dxa"/>
+          <w:right w:w="60" w:type="dxa"/>
         </w:tblCellMar>
       </w:tblPr>
       <w:tblGrid>
-        <w:gridCol w:w="2881"/>
-        <w:gridCol w:w="8458"/>
+        <w:gridCol w:w="2906"/>
+        <w:gridCol w:w="8433"/>
       </w:tblGrid>
       <w:tr>
         <w:trPr>
@@ -4838,44 +5667,60 @@
         </w:trPr>
         <w:tc>
           <w:tcPr>
-            <w:tcW w:w="2881" w:type="dxa"/>
-            <w:tcBorders/>
+            <w:tcW w:w="2906" w:type="dxa"/>
+            <w:tcBorders>
+              <w:top w:val="single" w:sz="6" w:space="0" w:color="BFC7D5"/>
+              <w:left w:val="single" w:sz="6" w:space="0" w:color="BFC7D5"/>
+              <w:bottom w:val="single" w:sz="2" w:space="0" w:color="BFC7D5"/>
+              <w:right w:val="single" w:sz="6" w:space="0" w:color="BFC7D5"/>
+            </w:tcBorders>
+            <w:shd w:fill="1F3A5F" w:val="clear"/>
             <w:vAlign w:val="center"/>
           </w:tcPr>
           <w:p>
             <w:pPr>
               <w:pStyle w:val="TableHeading"/>
-              <w:suppressLineNumbers/>
-              <w:shd w:fill="1F3A5F" w:val="clear"/>
-              <w:bidi w:val="0"/>
-              <w:spacing w:before="0" w:after="283"/>
-              <w:jc w:val="center"/>
-              <w:rPr/>
-            </w:pPr>
-            <w:r>
-              <w:rPr/>
+              <w:bidi w:val="0"/>
+              <w:spacing w:before="0" w:after="283"/>
+              <w:jc w:val="left"/>
+              <w:rPr>
+                <w:color w:val="FFFFFF"/>
+              </w:rPr>
+            </w:pPr>
+            <w:r>
+              <w:rPr>
+                <w:color w:val="FFFFFF"/>
+              </w:rPr>
               <w:t>Field</w:t>
             </w:r>
           </w:p>
         </w:tc>
         <w:tc>
           <w:tcPr>
-            <w:tcW w:w="8458" w:type="dxa"/>
-            <w:tcBorders/>
+            <w:tcW w:w="8433" w:type="dxa"/>
+            <w:tcBorders>
+              <w:top w:val="single" w:sz="6" w:space="0" w:color="BFC7D5"/>
+              <w:left w:val="single" w:sz="2" w:space="0" w:color="BFC7D5"/>
+              <w:bottom w:val="single" w:sz="2" w:space="0" w:color="BFC7D5"/>
+              <w:right w:val="single" w:sz="6" w:space="0" w:color="BFC7D5"/>
+            </w:tcBorders>
+            <w:shd w:fill="1F3A5F" w:val="clear"/>
             <w:vAlign w:val="center"/>
           </w:tcPr>
           <w:p>
             <w:pPr>
               <w:pStyle w:val="TableHeading"/>
-              <w:suppressLineNumbers/>
-              <w:shd w:fill="1F3A5F" w:val="clear"/>
-              <w:bidi w:val="0"/>
-              <w:spacing w:before="0" w:after="283"/>
-              <w:jc w:val="center"/>
-              <w:rPr/>
-            </w:pPr>
-            <w:r>
-              <w:rPr/>
+              <w:bidi w:val="0"/>
+              <w:spacing w:before="0" w:after="283"/>
+              <w:jc w:val="left"/>
+              <w:rPr>
+                <w:color w:val="FFFFFF"/>
+              </w:rPr>
+            </w:pPr>
+            <w:r>
+              <w:rPr>
+                <w:color w:val="FFFFFF"/>
+              </w:rPr>
               <w:t>Entry</w:t>
             </w:r>
           </w:p>
@@ -4885,8 +5730,12 @@
         <w:trPr/>
         <w:tc>
           <w:tcPr>
-            <w:tcW w:w="2881" w:type="dxa"/>
-            <w:tcBorders/>
+            <w:tcW w:w="2906" w:type="dxa"/>
+            <w:tcBorders>
+              <w:left w:val="single" w:sz="6" w:space="0" w:color="BFC7D5"/>
+              <w:bottom w:val="single" w:sz="2" w:space="0" w:color="BFC7D5"/>
+              <w:right w:val="single" w:sz="6" w:space="0" w:color="BFC7D5"/>
+            </w:tcBorders>
             <w:vAlign w:val="center"/>
           </w:tcPr>
           <w:p>
@@ -4905,8 +5754,12 @@
         </w:tc>
         <w:tc>
           <w:tcPr>
-            <w:tcW w:w="8458" w:type="dxa"/>
-            <w:tcBorders/>
+            <w:tcW w:w="8433" w:type="dxa"/>
+            <w:tcBorders>
+              <w:left w:val="single" w:sz="2" w:space="0" w:color="BFC7D5"/>
+              <w:bottom w:val="single" w:sz="2" w:space="0" w:color="BFC7D5"/>
+              <w:right w:val="single" w:sz="6" w:space="0" w:color="BFC7D5"/>
+            </w:tcBorders>
             <w:vAlign w:val="center"/>
           </w:tcPr>
           <w:p>
@@ -4984,8 +5837,12 @@
         <w:trPr/>
         <w:tc>
           <w:tcPr>
-            <w:tcW w:w="2881" w:type="dxa"/>
-            <w:tcBorders/>
+            <w:tcW w:w="2906" w:type="dxa"/>
+            <w:tcBorders>
+              <w:left w:val="single" w:sz="6" w:space="0" w:color="BFC7D5"/>
+              <w:bottom w:val="single" w:sz="2" w:space="0" w:color="BFC7D5"/>
+              <w:right w:val="single" w:sz="6" w:space="0" w:color="BFC7D5"/>
+            </w:tcBorders>
             <w:vAlign w:val="center"/>
           </w:tcPr>
           <w:p>
@@ -5004,8 +5861,12 @@
         </w:tc>
         <w:tc>
           <w:tcPr>
-            <w:tcW w:w="8458" w:type="dxa"/>
-            <w:tcBorders/>
+            <w:tcW w:w="8433" w:type="dxa"/>
+            <w:tcBorders>
+              <w:left w:val="single" w:sz="2" w:space="0" w:color="BFC7D5"/>
+              <w:bottom w:val="single" w:sz="2" w:space="0" w:color="BFC7D5"/>
+              <w:right w:val="single" w:sz="6" w:space="0" w:color="BFC7D5"/>
+            </w:tcBorders>
             <w:vAlign w:val="center"/>
           </w:tcPr>
           <w:p>
@@ -5043,8 +5904,12 @@
         <w:trPr/>
         <w:tc>
           <w:tcPr>
-            <w:tcW w:w="2881" w:type="dxa"/>
-            <w:tcBorders/>
+            <w:tcW w:w="2906" w:type="dxa"/>
+            <w:tcBorders>
+              <w:left w:val="single" w:sz="6" w:space="0" w:color="BFC7D5"/>
+              <w:bottom w:val="single" w:sz="2" w:space="0" w:color="BFC7D5"/>
+              <w:right w:val="single" w:sz="6" w:space="0" w:color="BFC7D5"/>
+            </w:tcBorders>
             <w:vAlign w:val="center"/>
           </w:tcPr>
           <w:p>
@@ -5063,8 +5928,12 @@
         </w:tc>
         <w:tc>
           <w:tcPr>
-            <w:tcW w:w="8458" w:type="dxa"/>
-            <w:tcBorders/>
+            <w:tcW w:w="8433" w:type="dxa"/>
+            <w:tcBorders>
+              <w:left w:val="single" w:sz="2" w:space="0" w:color="BFC7D5"/>
+              <w:bottom w:val="single" w:sz="2" w:space="0" w:color="BFC7D5"/>
+              <w:right w:val="single" w:sz="6" w:space="0" w:color="BFC7D5"/>
+            </w:tcBorders>
             <w:vAlign w:val="center"/>
           </w:tcPr>
           <w:p>
@@ -5100,8 +5969,12 @@
         <w:trPr/>
         <w:tc>
           <w:tcPr>
-            <w:tcW w:w="2881" w:type="dxa"/>
-            <w:tcBorders/>
+            <w:tcW w:w="2906" w:type="dxa"/>
+            <w:tcBorders>
+              <w:left w:val="single" w:sz="6" w:space="0" w:color="BFC7D5"/>
+              <w:bottom w:val="single" w:sz="2" w:space="0" w:color="BFC7D5"/>
+              <w:right w:val="single" w:sz="6" w:space="0" w:color="BFC7D5"/>
+            </w:tcBorders>
             <w:vAlign w:val="center"/>
           </w:tcPr>
           <w:p>
@@ -5120,23 +5993,25 @@
         </w:tc>
         <w:tc>
           <w:tcPr>
-            <w:tcW w:w="8458" w:type="dxa"/>
-            <w:tcBorders/>
-            <w:vAlign w:val="center"/>
-          </w:tcPr>
-          <w:p>
-            <w:pPr>
-              <w:pStyle w:val="TableContents"/>
-              <w:bidi w:val="0"/>
-              <w:spacing w:before="0" w:after="283"/>
-              <w:jc w:val="left"/>
-              <w:rPr/>
-            </w:pPr>
-            <w:r>
-              <w:rPr>
-                <w:rStyle w:val="SourceText"/>
-              </w:rPr>
-              <w:t>____________</w:t>
+            <w:tcW w:w="8433" w:type="dxa"/>
+            <w:tcBorders>
+              <w:left w:val="single" w:sz="2" w:space="0" w:color="BFC7D5"/>
+              <w:bottom w:val="single" w:sz="2" w:space="0" w:color="BFC7D5"/>
+              <w:right w:val="single" w:sz="6" w:space="0" w:color="BFC7D5"/>
+            </w:tcBorders>
+            <w:vAlign w:val="center"/>
+          </w:tcPr>
+          <w:p>
+            <w:pPr>
+              <w:pStyle w:val="TableContents"/>
+              <w:bidi w:val="0"/>
+              <w:spacing w:before="0" w:after="283"/>
+              <w:jc w:val="left"/>
+              <w:rPr/>
+            </w:pPr>
+            <w:r>
+              <w:rPr/>
+              <w:t>30 minutes</w:t>
             </w:r>
           </w:p>
         </w:tc>
@@ -5145,8 +6020,12 @@
         <w:trPr/>
         <w:tc>
           <w:tcPr>
-            <w:tcW w:w="2881" w:type="dxa"/>
-            <w:tcBorders/>
+            <w:tcW w:w="2906" w:type="dxa"/>
+            <w:tcBorders>
+              <w:left w:val="single" w:sz="6" w:space="0" w:color="BFC7D5"/>
+              <w:bottom w:val="single" w:sz="6" w:space="0" w:color="BFC7D5"/>
+              <w:right w:val="single" w:sz="6" w:space="0" w:color="BFC7D5"/>
+            </w:tcBorders>
             <w:vAlign w:val="center"/>
           </w:tcPr>
           <w:p>
@@ -5165,8 +6044,12 @@
         </w:tc>
         <w:tc>
           <w:tcPr>
-            <w:tcW w:w="8458" w:type="dxa"/>
-            <w:tcBorders/>
+            <w:tcW w:w="8433" w:type="dxa"/>
+            <w:tcBorders>
+              <w:left w:val="single" w:sz="2" w:space="0" w:color="BFC7D5"/>
+              <w:bottom w:val="single" w:sz="6" w:space="0" w:color="BFC7D5"/>
+              <w:right w:val="single" w:sz="6" w:space="0" w:color="BFC7D5"/>
+            </w:tcBorders>
             <w:vAlign w:val="center"/>
           </w:tcPr>
           <w:p>
